--- a/סיכום/סיכום נורת ליבון.docx
+++ b/סיכום/סיכום נורת ליבון.docx
@@ -261,15 +261,7 @@
         <w:t>ההתנגדות הסגולית של חומר המוליך</w:t>
       </w:r>
       <w:r>
-        <w:t xml:space="preserve"> (</w:t>
-      </w:r>
-      <w:proofErr w:type="spellStart"/>
-      <w:r>
-        <w:t>Ω·m</w:t>
-      </w:r>
-      <w:proofErr w:type="spellEnd"/>
-      <w:r>
-        <w:t>)</w:t>
+        <w:t xml:space="preserve"> (Ω·m)</w:t>
       </w:r>
     </w:p>
     <w:p>
@@ -1809,6 +1801,19 @@
           <w:rtl/>
         </w:rPr>
         <w:t xml:space="preserve"> מתח כך נוכל לדעת מה המתח לפני ואחרי החוטים.</w:t>
+      </w:r>
+      <w:r>
+        <w:rPr>
+          <w:rFonts w:hint="cs"/>
+        </w:rPr>
+        <w:t xml:space="preserve"> </w:t>
+      </w:r>
+      <w:r>
+        <w:rPr>
+          <w:rFonts w:hint="cs"/>
+          <w:rtl/>
+        </w:rPr>
+        <w:t>(במקום ארדואינו)</w:t>
       </w:r>
     </w:p>
     <w:p>
@@ -4098,11 +4103,9 @@
         </w:rPr>
         <w:t>יציאה מה-</w:t>
       </w:r>
-      <w:proofErr w:type="spellStart"/>
       <w:r>
         <w:t>stepup</w:t>
       </w:r>
-      <w:proofErr w:type="spellEnd"/>
       <w:r>
         <w:rPr>
           <w:rFonts w:hint="cs"/>
@@ -4222,11 +4225,9 @@
         </w:rPr>
         <w:t xml:space="preserve"> חדש עם ה-</w:t>
       </w:r>
-      <w:proofErr w:type="spellStart"/>
       <w:r>
         <w:t>stepup</w:t>
       </w:r>
-      <w:proofErr w:type="spellEnd"/>
       <w:r>
         <w:rPr>
           <w:rFonts w:hint="cs"/>
@@ -4305,11 +4306,9 @@
         </w:rPr>
         <w:t>יציאה מה-</w:t>
       </w:r>
-      <w:proofErr w:type="spellStart"/>
       <w:r>
         <w:t>stepup</w:t>
       </w:r>
-      <w:proofErr w:type="spellEnd"/>
       <w:r>
         <w:rPr>
           <w:rFonts w:hint="cs"/>
@@ -4469,7 +4468,6 @@
           <w:rtl/>
         </w:rPr>
       </w:pPr>
-      <w:proofErr w:type="spellStart"/>
       <w:r>
         <w:rPr>
           <w:rFonts w:hint="cs"/>
@@ -4483,7 +4481,6 @@
         </w:rPr>
         <w:t>tepDown</w:t>
       </w:r>
-      <w:proofErr w:type="spellEnd"/>
     </w:p>
     <w:p>
       <w:pPr>
@@ -4575,23 +4572,7 @@
           <w:rFonts w:hint="cs"/>
           <w:rtl/>
         </w:rPr>
-        <w:t xml:space="preserve">חוט עבה עם </w:t>
-      </w:r>
-      <w:proofErr w:type="spellStart"/>
-      <w:r>
-        <w:rPr>
-          <w:rFonts w:hint="cs"/>
-          <w:rtl/>
-        </w:rPr>
-        <w:t>הנורת</w:t>
-      </w:r>
-      <w:proofErr w:type="spellEnd"/>
-      <w:r>
-        <w:rPr>
-          <w:rFonts w:hint="cs"/>
-          <w:rtl/>
-        </w:rPr>
-        <w:t xml:space="preserve"> ליבון</w:t>
+        <w:t>חוט עבה עם נורת ליבון</w:t>
       </w:r>
     </w:p>
     <w:p>
@@ -4607,23 +4588,7 @@
           <w:rFonts w:hint="cs"/>
           <w:rtl/>
         </w:rPr>
-        <w:t xml:space="preserve">חוט דק עם </w:t>
-      </w:r>
-      <w:proofErr w:type="spellStart"/>
-      <w:r>
-        <w:rPr>
-          <w:rFonts w:hint="cs"/>
-          <w:rtl/>
-        </w:rPr>
-        <w:t>הנורת</w:t>
-      </w:r>
-      <w:proofErr w:type="spellEnd"/>
-      <w:r>
-        <w:rPr>
-          <w:rFonts w:hint="cs"/>
-          <w:rtl/>
-        </w:rPr>
-        <w:t xml:space="preserve"> ליבון</w:t>
+        <w:t>חוט דק עם נורת ליבון</w:t>
       </w:r>
     </w:p>
     <w:p>
@@ -4655,11 +4620,15 @@
         </w:rPr>
         <w:t>חוט דק עם ה-</w:t>
       </w:r>
-      <w:proofErr w:type="spellStart"/>
-      <w:r>
-        <w:t>stepDown</w:t>
-      </w:r>
-      <w:proofErr w:type="spellEnd"/>
+      <w:r>
+        <w:rPr>
+          <w:rFonts w:hint="cs"/>
+        </w:rPr>
+        <w:t>S</w:t>
+      </w:r>
+      <w:r>
+        <w:t>tepDown</w:t>
+      </w:r>
       <w:r>
         <w:rPr>
           <w:rFonts w:hint="cs"/>
@@ -4814,11 +4783,9 @@
         </w:rPr>
         <w:t xml:space="preserve"> נפתח ולא מזרים זרם יותר עד הלחיצה הבאה בנוסף חיברתי ספק שאין לו </w:t>
       </w:r>
-      <w:proofErr w:type="spellStart"/>
       <w:r>
         <w:t>softstart</w:t>
       </w:r>
-      <w:proofErr w:type="spellEnd"/>
       <w:r>
         <w:rPr>
           <w:rFonts w:hint="cs"/>
@@ -4976,7 +4943,96 @@
         </w:rPr>
       </w:pPr>
     </w:p>
-    <w:p/>
+    <w:p>
+      <w:pPr>
+        <w:rPr>
+          <w:rtl/>
+        </w:rPr>
+      </w:pPr>
+    </w:p>
+    <w:p>
+      <w:pPr>
+        <w:rPr>
+          <w:rtl/>
+        </w:rPr>
+      </w:pPr>
+      <w:r>
+        <w:rPr>
+          <w:rFonts w:hint="cs"/>
+          <w:rtl/>
+        </w:rPr>
+        <w:lastRenderedPageBreak/>
+        <w:t>31/03/2026</w:t>
+      </w:r>
+    </w:p>
+    <w:p>
+      <w:pPr>
+        <w:rPr>
+          <w:rtl/>
+        </w:rPr>
+      </w:pPr>
+      <w:r>
+        <w:rPr>
+          <w:rFonts w:hint="cs"/>
+          <w:rtl/>
+        </w:rPr>
+        <w:t xml:space="preserve">בוצע מדידה מרחק בין המצלמה לחוטים </w:t>
+      </w:r>
+      <w:r>
+        <w:rPr>
+          <w:rtl/>
+        </w:rPr>
+        <w:t>–</w:t>
+      </w:r>
+      <w:r>
+        <w:rPr>
+          <w:rFonts w:hint="cs"/>
+          <w:rtl/>
+        </w:rPr>
+        <w:t xml:space="preserve"> מרחק של 40 ס"מ מספק על מנת לקבל תמונה טובה.</w:t>
+      </w:r>
+    </w:p>
+    <w:p>
+      <w:r>
+        <w:rPr>
+          <w:rFonts w:hint="cs"/>
+          <w:rtl/>
+        </w:rPr>
+        <w:t>הוספת וולטמטר מתאים (120</w:t>
+      </w:r>
+      <w:r>
+        <w:rPr>
+          <w:rFonts w:hint="cs"/>
+        </w:rPr>
+        <w:t xml:space="preserve"> </w:t>
+      </w:r>
+      <w:r>
+        <w:rPr>
+          <w:rFonts w:hint="cs"/>
+        </w:rPr>
+        <w:t>MAX V</w:t>
+      </w:r>
+      <w:r>
+        <w:rPr>
+          <w:rFonts w:hint="cs"/>
+          <w:rtl/>
+        </w:rPr>
+        <w:t>)+</w:t>
+      </w:r>
+      <w:r>
+        <w:rPr>
+          <w:rFonts w:hint="cs"/>
+        </w:rPr>
+        <w:t xml:space="preserve"> </w:t>
+      </w:r>
+      <w:r>
+        <w:rPr>
+          <w:rFonts w:hint="cs"/>
+          <w:rtl/>
+        </w:rPr>
+        <w:t xml:space="preserve">הלחמת חוטים של וולטמטר עבור המסלול ה-3. </w:t>
+      </w:r>
+    </w:p>
     <w:sectPr>
       <w:pgSz w:w="11906" w:h="16838"/>
       <w:pgMar w:top="1440" w:right="1800" w:bottom="1440" w:left="1800" w:header="708" w:footer="708" w:gutter="0"/>

--- a/סיכום/סיכום נורת ליבון.docx
+++ b/סיכום/סיכום נורת ליבון.docx
@@ -261,7 +261,15 @@
         <w:t>ההתנגדות הסגולית של חומר המוליך</w:t>
       </w:r>
       <w:r>
-        <w:t xml:space="preserve"> (Ω·m)</w:t>
+        <w:t xml:space="preserve"> (</w:t>
+      </w:r>
+      <w:proofErr w:type="spellStart"/>
+      <w:r>
+        <w:t>Ω·m</w:t>
+      </w:r>
+      <w:proofErr w:type="spellEnd"/>
+      <w:r>
+        <w:t>)</w:t>
       </w:r>
     </w:p>
     <w:p>
@@ -1597,7 +1605,7 @@
                     </pic:cNvPicPr>
                   </pic:nvPicPr>
                   <pic:blipFill>
-                    <a:blip r:embed="rId5">
+                    <a:blip r:embed="rId7">
                       <a:extLst>
                         <a:ext uri="{28A0092B-C50C-407E-A947-70E740481C1C}">
                           <a14:useLocalDpi xmlns:a14="http://schemas.microsoft.com/office/drawing/2010/main" val="0"/>
@@ -2218,7 +2226,7 @@
         </w:rPr>
         <w:t xml:space="preserve">- </w:t>
       </w:r>
-      <w:hyperlink r:id="rId6" w:history="1">
+      <w:hyperlink r:id="rId8" w:history="1">
         <w:r>
           <w:rPr>
             <w:rStyle w:val="Hyperlink"/>
@@ -3614,7 +3622,7 @@
           <w:rtl/>
         </w:rPr>
       </w:pPr>
-      <w:hyperlink r:id="rId7" w:history="1">
+      <w:hyperlink r:id="rId9" w:history="1">
         <w:r>
           <w:rPr>
             <w:rStyle w:val="Hyperlink"/>
@@ -3707,7 +3715,7 @@
                     <pic:cNvPicPr/>
                   </pic:nvPicPr>
                   <pic:blipFill>
-                    <a:blip r:embed="rId8"/>
+                    <a:blip r:embed="rId10"/>
                     <a:stretch>
                       <a:fillRect/>
                     </a:stretch>
@@ -3830,7 +3838,7 @@
           <w:rtl/>
         </w:rPr>
       </w:pPr>
-      <w:hyperlink r:id="rId9" w:history="1">
+      <w:hyperlink r:id="rId11" w:history="1">
         <w:r>
           <w:rPr>
             <w:rStyle w:val="Hyperlink"/>
@@ -3928,7 +3936,7 @@
                     <pic:cNvPicPr/>
                   </pic:nvPicPr>
                   <pic:blipFill>
-                    <a:blip r:embed="rId10"/>
+                    <a:blip r:embed="rId12"/>
                     <a:stretch>
                       <a:fillRect/>
                     </a:stretch>
@@ -4045,7 +4053,7 @@
           <w:bCs/>
           <w:rtl/>
         </w:rPr>
-        <w:t>כששני הם מחוברים</w:t>
+        <w:t>כששניהם מחוברים</w:t>
       </w:r>
     </w:p>
     <w:p>
@@ -4103,9 +4111,11 @@
         </w:rPr>
         <w:t>יציאה מה-</w:t>
       </w:r>
+      <w:proofErr w:type="spellStart"/>
       <w:r>
         <w:t>stepup</w:t>
       </w:r>
+      <w:proofErr w:type="spellEnd"/>
       <w:r>
         <w:rPr>
           <w:rFonts w:hint="cs"/>
@@ -4225,9 +4235,11 @@
         </w:rPr>
         <w:t xml:space="preserve"> חדש עם ה-</w:t>
       </w:r>
+      <w:proofErr w:type="spellStart"/>
       <w:r>
         <w:t>stepup</w:t>
       </w:r>
+      <w:proofErr w:type="spellEnd"/>
       <w:r>
         <w:rPr>
           <w:rFonts w:hint="cs"/>
@@ -4306,9 +4318,11 @@
         </w:rPr>
         <w:t>יציאה מה-</w:t>
       </w:r>
+      <w:proofErr w:type="spellStart"/>
       <w:r>
         <w:t>stepup</w:t>
       </w:r>
+      <w:proofErr w:type="spellEnd"/>
       <w:r>
         <w:rPr>
           <w:rFonts w:hint="cs"/>
@@ -4421,7 +4435,7 @@
                     <pic:cNvPicPr/>
                   </pic:nvPicPr>
                   <pic:blipFill>
-                    <a:blip r:embed="rId8" cstate="print">
+                    <a:blip r:embed="rId10" cstate="print">
                       <a:extLst>
                         <a:ext uri="{28A0092B-C50C-407E-A947-70E740481C1C}">
                           <a14:useLocalDpi xmlns:a14="http://schemas.microsoft.com/office/drawing/2010/main" val="0"/>
@@ -4468,6 +4482,7 @@
           <w:rtl/>
         </w:rPr>
       </w:pPr>
+      <w:proofErr w:type="spellStart"/>
       <w:r>
         <w:rPr>
           <w:rFonts w:hint="cs"/>
@@ -4481,6 +4496,7 @@
         </w:rPr>
         <w:t>tepDown</w:t>
       </w:r>
+      <w:proofErr w:type="spellEnd"/>
     </w:p>
     <w:p>
       <w:pPr>
@@ -4510,7 +4526,7 @@
                     <pic:cNvPicPr/>
                   </pic:nvPicPr>
                   <pic:blipFill>
-                    <a:blip r:embed="rId11"/>
+                    <a:blip r:embed="rId13"/>
                     <a:stretch>
                       <a:fillRect/>
                     </a:stretch>
@@ -4610,7 +4626,7 @@
         <w:pStyle w:val="ListParagraph"/>
         <w:numPr>
           <w:ilvl w:val="0"/>
-          <w:numId w:val="11"/>
+          <w:numId w:val="20"/>
         </w:numPr>
       </w:pPr>
       <w:r>
@@ -4620,6 +4636,7 @@
         </w:rPr>
         <w:t>חוט דק עם ה-</w:t>
       </w:r>
+      <w:proofErr w:type="spellStart"/>
       <w:r>
         <w:rPr>
           <w:rFonts w:hint="cs"/>
@@ -4629,6 +4646,7 @@
       <w:r>
         <w:t>tepDown</w:t>
       </w:r>
+      <w:proofErr w:type="spellEnd"/>
       <w:r>
         <w:rPr>
           <w:rFonts w:hint="cs"/>
@@ -4697,6 +4715,12 @@
       </w:r>
     </w:p>
     <w:p>
+      <w:pPr>
+        <w:rPr>
+          <w:rFonts w:hint="cs"/>
+          <w:rtl/>
+        </w:rPr>
+      </w:pPr>
       <w:r>
         <w:rPr>
           <w:rFonts w:hint="cs"/>
@@ -4768,6 +4792,13 @@
           <w:rFonts w:hint="cs"/>
           <w:rtl/>
         </w:rPr>
+        <w:t>,</w:t>
+      </w:r>
+      <w:r>
+        <w:rPr>
+          <w:rFonts w:hint="cs"/>
+          <w:rtl/>
+        </w:rPr>
         <w:t xml:space="preserve"> ה-</w:t>
       </w:r>
       <w:r>
@@ -4783,9 +4814,11 @@
         </w:rPr>
         <w:t xml:space="preserve"> נפתח ולא מזרים זרם יותר עד הלחיצה הבאה בנוסף חיברתי ספק שאין לו </w:t>
       </w:r>
+      <w:proofErr w:type="spellStart"/>
       <w:r>
         <w:t>softstart</w:t>
       </w:r>
+      <w:proofErr w:type="spellEnd"/>
       <w:r>
         <w:rPr>
           <w:rFonts w:hint="cs"/>
@@ -4811,10 +4844,45 @@
           <w:rFonts w:hint="cs"/>
           <w:rtl/>
         </w:rPr>
-        <w:t xml:space="preserve"> כך שצריכת הזרם בלייה המערכת תהיה נמוכה ולא תהיה תופעת ה-</w:t>
+        <w:t xml:space="preserve"> כך שצריכת הזרם ב</w:t>
+      </w:r>
+      <w:r>
+        <w:rPr>
+          <w:rFonts w:hint="cs"/>
+          <w:rtl/>
+        </w:rPr>
+        <w:t>ע</w:t>
+      </w:r>
+      <w:r>
+        <w:rPr>
+          <w:rFonts w:hint="cs"/>
+          <w:rtl/>
+        </w:rPr>
+        <w:t>ליי</w:t>
+      </w:r>
+      <w:r>
+        <w:rPr>
+          <w:rFonts w:hint="cs"/>
+          <w:rtl/>
+        </w:rPr>
+        <w:t>ת</w:t>
+      </w:r>
+      <w:r>
+        <w:rPr>
+          <w:rFonts w:hint="cs"/>
+          <w:rtl/>
+        </w:rPr>
+        <w:t xml:space="preserve"> המערכת תהיה נמוכה ולא תהיה תופעת ה-</w:t>
       </w:r>
       <w:r>
         <w:t>Latch</w:t>
+      </w:r>
+      <w:r>
+        <w:rPr>
+          <w:rFonts w:hint="cs"/>
+          <w:rtl/>
+        </w:rPr>
+        <w:t>.</w:t>
       </w:r>
     </w:p>
     <w:p>
@@ -4854,7 +4922,7 @@
                     </pic:cNvPicPr>
                   </pic:nvPicPr>
                   <pic:blipFill>
-                    <a:blip r:embed="rId12">
+                    <a:blip r:embed="rId14">
                       <a:extLst>
                         <a:ext uri="{28A0092B-C50C-407E-A947-70E740481C1C}">
                           <a14:useLocalDpi xmlns:a14="http://schemas.microsoft.com/office/drawing/2010/main" val="0"/>
@@ -4953,12 +5021,16 @@
     <w:p>
       <w:pPr>
         <w:rPr>
-          <w:rtl/>
-        </w:rPr>
-      </w:pPr>
-      <w:r>
-        <w:rPr>
-          <w:rFonts w:hint="cs"/>
+          <w:b/>
+          <w:bCs/>
+          <w:rtl/>
+        </w:rPr>
+      </w:pPr>
+      <w:r>
+        <w:rPr>
+          <w:rFonts w:hint="cs"/>
+          <w:b/>
+          <w:bCs/>
           <w:rtl/>
         </w:rPr>
         <w:lastRenderedPageBreak/>
@@ -4993,6 +5065,11 @@
       </w:r>
     </w:p>
     <w:p>
+      <w:pPr>
+        <w:rPr>
+          <w:rtl/>
+        </w:rPr>
+      </w:pPr>
       <w:r>
         <w:rPr>
           <w:rFonts w:hint="cs"/>
@@ -5033,7 +5110,1516 @@
         <w:t xml:space="preserve">הלחמת חוטים של וולטמטר עבור המסלול ה-3. </w:t>
       </w:r>
     </w:p>
+    <w:p>
+      <w:pPr>
+        <w:rPr>
+          <w:b/>
+          <w:bCs/>
+          <w:rtl/>
+        </w:rPr>
+      </w:pPr>
+      <w:r>
+        <w:rPr>
+          <w:rFonts w:hint="cs"/>
+          <w:b/>
+          <w:bCs/>
+          <w:rtl/>
+        </w:rPr>
+        <w:t>14/05/2026</w:t>
+      </w:r>
+    </w:p>
+    <w:p>
+      <w:pPr>
+        <w:spacing w:after="0" w:line="360" w:lineRule="auto"/>
+        <w:rPr>
+          <w:rtl/>
+        </w:rPr>
+      </w:pPr>
+      <w:r>
+        <w:rPr>
+          <w:rFonts w:hint="cs"/>
+          <w:b/>
+          <w:bCs/>
+          <w:u w:val="single"/>
+          <w:rtl/>
+        </w:rPr>
+        <w:t>רשימת</w:t>
+      </w:r>
+      <w:r>
+        <w:rPr>
+          <w:rFonts w:hint="cs"/>
+          <w:u w:val="single"/>
+          <w:rtl/>
+        </w:rPr>
+        <w:t xml:space="preserve"> </w:t>
+      </w:r>
+      <w:r>
+        <w:rPr>
+          <w:rFonts w:hint="cs"/>
+          <w:b/>
+          <w:bCs/>
+          <w:u w:val="single"/>
+          <w:rtl/>
+        </w:rPr>
+        <w:t>צ</w:t>
+      </w:r>
+      <w:r>
+        <w:rPr>
+          <w:rFonts w:hint="cs"/>
+          <w:b/>
+          <w:bCs/>
+          <w:u w:val="single"/>
+          <w:rtl/>
+        </w:rPr>
+        <w:t>יוד ל</w:t>
+      </w:r>
+      <w:r>
+        <w:rPr>
+          <w:rFonts w:hint="cs"/>
+          <w:b/>
+          <w:bCs/>
+          <w:u w:val="single"/>
+          <w:rtl/>
+        </w:rPr>
+        <w:t>מוצג</w:t>
+      </w:r>
+    </w:p>
+    <w:p>
+      <w:pPr>
+        <w:pStyle w:val="ListParagraph"/>
+        <w:numPr>
+          <w:ilvl w:val="0"/>
+          <w:numId w:val="16"/>
+        </w:numPr>
+        <w:spacing w:after="0" w:line="360" w:lineRule="auto"/>
+      </w:pPr>
+      <w:r>
+        <w:rPr>
+          <w:rtl/>
+        </w:rPr>
+        <w:t>ספק כוח של</w:t>
+      </w:r>
+      <w:r>
+        <w:rPr>
+          <w:rFonts w:hint="cs"/>
+          <w:rtl/>
+        </w:rPr>
+        <w:t xml:space="preserve"> </w:t>
+      </w:r>
+      <w:r>
+        <w:t>24V</w:t>
+      </w:r>
+    </w:p>
+    <w:p>
+      <w:pPr>
+        <w:pStyle w:val="ListParagraph"/>
+        <w:numPr>
+          <w:ilvl w:val="0"/>
+          <w:numId w:val="16"/>
+        </w:numPr>
+        <w:spacing w:after="0" w:line="360" w:lineRule="auto"/>
+      </w:pPr>
+      <w:r>
+        <w:rPr>
+          <w:rFonts w:hint="cs"/>
+          <w:rtl/>
+        </w:rPr>
+        <w:t>ארדואינו</w:t>
+      </w:r>
+      <w:r>
+        <w:rPr>
+          <w:rFonts w:hint="cs"/>
+          <w:rtl/>
+        </w:rPr>
+        <w:t xml:space="preserve"> + ספק כוח של 5</w:t>
+      </w:r>
+      <w:r>
+        <w:rPr>
+          <w:rFonts w:hint="cs"/>
+        </w:rPr>
+        <w:t>V</w:t>
+      </w:r>
+    </w:p>
+    <w:p>
+      <w:pPr>
+        <w:pStyle w:val="ListParagraph"/>
+        <w:numPr>
+          <w:ilvl w:val="0"/>
+          <w:numId w:val="16"/>
+        </w:numPr>
+        <w:spacing w:after="0" w:line="360" w:lineRule="auto"/>
+      </w:pPr>
+      <w:r>
+        <w:rPr>
+          <w:rFonts w:hint="cs"/>
+          <w:rtl/>
+        </w:rPr>
+        <w:t xml:space="preserve">מד זרם </w:t>
+      </w:r>
+      <w:r>
+        <w:t>ina226</w:t>
+      </w:r>
+      <w:r>
+        <w:rPr>
+          <w:rFonts w:hint="cs"/>
+          <w:rtl/>
+        </w:rPr>
+        <w:t xml:space="preserve"> </w:t>
+      </w:r>
+    </w:p>
+    <w:p>
+      <w:pPr>
+        <w:pStyle w:val="ListParagraph"/>
+        <w:numPr>
+          <w:ilvl w:val="0"/>
+          <w:numId w:val="16"/>
+        </w:numPr>
+        <w:spacing w:after="0" w:line="360" w:lineRule="auto"/>
+      </w:pPr>
+      <w:r>
+        <w:rPr>
+          <w:rtl/>
+        </w:rPr>
+        <w:t>נגד</w:t>
+      </w:r>
+      <w:r>
+        <w:t xml:space="preserve"> NTC</w:t>
+      </w:r>
+      <w:r>
+        <w:t xml:space="preserve"> </w:t>
+      </w:r>
+      <w:r>
+        <w:t>:</w:t>
+      </w:r>
+    </w:p>
+    <w:p>
+      <w:pPr>
+        <w:pStyle w:val="ListParagraph"/>
+        <w:numPr>
+          <w:ilvl w:val="0"/>
+          <w:numId w:val="16"/>
+        </w:numPr>
+        <w:spacing w:after="0" w:line="360" w:lineRule="auto"/>
+      </w:pPr>
+      <w:r>
+        <w:rPr>
+          <w:rFonts w:hint="cs"/>
+          <w:rtl/>
+        </w:rPr>
+        <w:t>כפתור עם לד</w:t>
+      </w:r>
+    </w:p>
+    <w:p>
+      <w:pPr>
+        <w:pStyle w:val="ListParagraph"/>
+        <w:numPr>
+          <w:ilvl w:val="0"/>
+          <w:numId w:val="16"/>
+        </w:numPr>
+        <w:spacing w:after="0" w:line="360" w:lineRule="auto"/>
+      </w:pPr>
+      <w:r>
+        <w:rPr>
+          <w:rFonts w:hint="cs"/>
+        </w:rPr>
+        <w:t>SSR</w:t>
+      </w:r>
+      <w:r>
+        <w:rPr>
+          <w:rFonts w:hint="cs"/>
+          <w:rtl/>
+        </w:rPr>
+        <w:t xml:space="preserve"> - </w:t>
+      </w:r>
+      <w:r>
+        <w:t>g3mb 202p</w:t>
+      </w:r>
+    </w:p>
+    <w:p>
+      <w:pPr>
+        <w:pStyle w:val="ListParagraph"/>
+        <w:numPr>
+          <w:ilvl w:val="0"/>
+          <w:numId w:val="16"/>
+        </w:numPr>
+        <w:spacing w:after="0" w:line="360" w:lineRule="auto"/>
+        <w:rPr>
+          <w:rtl/>
+        </w:rPr>
+      </w:pPr>
+      <w:r>
+        <w:rPr>
+          <w:rFonts w:hint="cs"/>
+          <w:rtl/>
+        </w:rPr>
+        <w:t>מצלמה תרמית (משתמשים בקיים)</w:t>
+      </w:r>
+    </w:p>
+    <w:p>
+      <w:pPr>
+        <w:spacing w:after="0" w:line="360" w:lineRule="auto"/>
+        <w:rPr>
+          <w:rFonts w:hint="cs"/>
+          <w:b/>
+          <w:bCs/>
+          <w:rtl/>
+        </w:rPr>
+      </w:pPr>
+      <w:r>
+        <w:rPr>
+          <w:rFonts w:hint="cs"/>
+          <w:b/>
+          <w:bCs/>
+          <w:rtl/>
+        </w:rPr>
+        <w:t>עבור החוט הדק.</w:t>
+      </w:r>
+    </w:p>
+    <w:p>
+      <w:pPr>
+        <w:numPr>
+          <w:ilvl w:val="0"/>
+          <w:numId w:val="17"/>
+        </w:numPr>
+        <w:spacing w:after="0" w:line="360" w:lineRule="auto"/>
+      </w:pPr>
+      <w:r>
+        <w:rPr>
+          <w:rtl/>
+        </w:rPr>
+        <w:t>נורת</w:t>
+      </w:r>
+      <w:r>
+        <w:rPr>
+          <w:rFonts w:hint="cs"/>
+          <w:rtl/>
+        </w:rPr>
+        <w:t xml:space="preserve"> ליבון שעובד</w:t>
+      </w:r>
+      <w:r>
+        <w:rPr>
+          <w:rFonts w:hint="cs"/>
+          <w:rtl/>
+        </w:rPr>
+        <w:t>ת</w:t>
+      </w:r>
+      <w:r>
+        <w:rPr>
+          <w:rFonts w:hint="cs"/>
+          <w:rtl/>
+        </w:rPr>
+        <w:t xml:space="preserve"> ב-</w:t>
+      </w:r>
+      <w:r>
+        <w:t>24V</w:t>
+      </w:r>
+      <w:r>
+        <w:rPr>
+          <w:rFonts w:hint="cs"/>
+          <w:rtl/>
+        </w:rPr>
+        <w:t xml:space="preserve"> </w:t>
+      </w:r>
+      <w:r>
+        <w:t>40W</w:t>
+      </w:r>
+      <w:r>
+        <w:rPr>
+          <w:rFonts w:hint="cs"/>
+          <w:rtl/>
+        </w:rPr>
+        <w:t>.</w:t>
+      </w:r>
+    </w:p>
+    <w:p>
+      <w:pPr>
+        <w:numPr>
+          <w:ilvl w:val="0"/>
+          <w:numId w:val="17"/>
+        </w:numPr>
+        <w:spacing w:after="0" w:line="360" w:lineRule="auto"/>
+      </w:pPr>
+      <w:r>
+        <w:rPr>
+          <w:rtl/>
+        </w:rPr>
+        <w:t xml:space="preserve">חוט </w:t>
+      </w:r>
+      <w:r>
+        <w:rPr>
+          <w:rFonts w:hint="cs"/>
+          <w:rtl/>
+        </w:rPr>
+        <w:t>דק, עשוי</w:t>
+      </w:r>
+      <w:r>
+        <w:rPr>
+          <w:rtl/>
+        </w:rPr>
+        <w:t xml:space="preserve"> </w:t>
+      </w:r>
+      <w:r>
+        <w:rPr>
+          <w:rFonts w:hint="cs"/>
+          <w:rtl/>
+        </w:rPr>
+        <w:t>מ</w:t>
+      </w:r>
+      <w:r>
+        <w:rPr>
+          <w:rFonts w:hint="cs"/>
+          <w:rtl/>
+        </w:rPr>
+        <w:t>ניכורם</w:t>
+      </w:r>
+      <w:r>
+        <w:rPr>
+          <w:rtl/>
+        </w:rPr>
+        <w:t xml:space="preserve">, בעל התנגדות </w:t>
+      </w:r>
+      <w:r>
+        <w:t>1.42</w:t>
+      </w:r>
+      <m:oMath>
+        <m:f>
+          <m:fPr>
+            <m:type m:val="lin"/>
+            <m:ctrlPr>
+              <w:rPr>
+                <w:rFonts w:ascii="Cambria Math" w:hAnsi="Cambria Math" w:cs="Arial"/>
+                <w:i/>
+              </w:rPr>
+            </m:ctrlPr>
+          </m:fPr>
+          <m:num>
+            <m:r>
+              <w:rPr>
+                <w:rFonts w:ascii="Cambria Math" w:hAnsi="Cambria Math" w:cs="Arial"/>
+              </w:rPr>
+              <m:t>Ω</m:t>
+            </m:r>
+          </m:num>
+          <m:den>
+            <m:r>
+              <w:rPr>
+                <w:rFonts w:ascii="Cambria Math" w:hAnsi="Cambria Math" w:cs="Arial"/>
+              </w:rPr>
+              <m:t>m</m:t>
+            </m:r>
+          </m:den>
+        </m:f>
+      </m:oMath>
+      <w:r>
+        <w:rPr>
+          <w:rFonts w:hint="cs"/>
+          <w:rtl/>
+        </w:rPr>
+        <w:t xml:space="preserve"> עובי של </w:t>
+      </w:r>
+      <w:r>
+        <w:t>0.3mm</w:t>
+      </w:r>
+      <w:r>
+        <w:rPr>
+          <w:rFonts w:hint="cs"/>
+          <w:rtl/>
+        </w:rPr>
+        <w:t xml:space="preserve"> רוחב </w:t>
+      </w:r>
+      <w:r>
+        <w:t>3mm</w:t>
+      </w:r>
+      <w:r>
+        <w:rPr>
+          <w:rFonts w:hint="cs"/>
+          <w:rtl/>
+        </w:rPr>
+        <w:t xml:space="preserve"> באורך </w:t>
+      </w:r>
+      <w:r>
+        <w:t>1.7m</w:t>
+      </w:r>
+    </w:p>
+    <w:p>
+      <w:pPr>
+        <w:numPr>
+          <w:ilvl w:val="0"/>
+          <w:numId w:val="17"/>
+        </w:numPr>
+        <w:spacing w:after="0" w:line="360" w:lineRule="auto"/>
+      </w:pPr>
+      <w:r>
+        <w:rPr>
+          <w:rFonts w:hint="cs"/>
+          <w:rtl/>
+        </w:rPr>
+        <w:t>מד מתח</w:t>
+      </w:r>
+      <w:r>
+        <w:rPr>
+          <w:rFonts w:hint="cs"/>
+          <w:rtl/>
+        </w:rPr>
+        <w:t xml:space="preserve"> (</w:t>
+      </w:r>
+      <w:r>
+        <w:rPr>
+          <w:rFonts w:hint="cs"/>
+        </w:rPr>
+        <w:t>X</w:t>
+      </w:r>
+      <w:r>
+        <w:rPr>
+          <w:rFonts w:hint="cs"/>
+          <w:rtl/>
+        </w:rPr>
+        <w:t>2)</w:t>
+      </w:r>
+    </w:p>
+    <w:p>
+      <w:pPr>
+        <w:numPr>
+          <w:ilvl w:val="0"/>
+          <w:numId w:val="17"/>
+        </w:numPr>
+        <w:spacing w:after="0" w:line="360" w:lineRule="auto"/>
+      </w:pPr>
+      <w:r>
+        <w:rPr>
+          <w:rFonts w:hint="cs"/>
+          <w:rtl/>
+        </w:rPr>
+        <w:t>ספק כוח</w:t>
+      </w:r>
+      <w:r>
+        <w:rPr>
+          <w:rFonts w:hint="cs"/>
+        </w:rPr>
+        <w:t xml:space="preserve"> </w:t>
+      </w:r>
+      <w:r>
+        <w:rPr>
+          <w:rFonts w:hint="cs"/>
+          <w:rtl/>
+        </w:rPr>
+        <w:t>20</w:t>
+      </w:r>
+      <w:r>
+        <w:rPr>
+          <w:rFonts w:hint="cs"/>
+        </w:rPr>
+        <w:t>V</w:t>
+      </w:r>
+    </w:p>
+    <w:p>
+      <w:pPr>
+        <w:spacing w:after="0" w:line="360" w:lineRule="auto"/>
+        <w:rPr>
+          <w:b/>
+          <w:bCs/>
+        </w:rPr>
+      </w:pPr>
+      <w:r>
+        <w:rPr>
+          <w:rFonts w:hint="cs"/>
+          <w:b/>
+          <w:bCs/>
+          <w:rtl/>
+        </w:rPr>
+        <w:t>עבור החוט עבה.</w:t>
+      </w:r>
+    </w:p>
+    <w:p>
+      <w:pPr>
+        <w:numPr>
+          <w:ilvl w:val="0"/>
+          <w:numId w:val="17"/>
+        </w:numPr>
+        <w:spacing w:after="0" w:line="360" w:lineRule="auto"/>
+      </w:pPr>
+      <w:r>
+        <w:rPr>
+          <w:rtl/>
+        </w:rPr>
+        <w:t>נורת</w:t>
+      </w:r>
+      <w:r>
+        <w:rPr>
+          <w:rFonts w:hint="cs"/>
+          <w:rtl/>
+        </w:rPr>
+        <w:t xml:space="preserve"> ליבון שעובד</w:t>
+      </w:r>
+      <w:r>
+        <w:rPr>
+          <w:rFonts w:hint="cs"/>
+          <w:rtl/>
+        </w:rPr>
+        <w:t>ת</w:t>
+      </w:r>
+      <w:r>
+        <w:rPr>
+          <w:rFonts w:hint="cs"/>
+          <w:rtl/>
+        </w:rPr>
+        <w:t xml:space="preserve"> ב-</w:t>
+      </w:r>
+      <w:r>
+        <w:t>24V</w:t>
+      </w:r>
+      <w:r>
+        <w:rPr>
+          <w:rFonts w:hint="cs"/>
+          <w:rtl/>
+        </w:rPr>
+        <w:t xml:space="preserve"> </w:t>
+      </w:r>
+      <w:r>
+        <w:t>40W</w:t>
+      </w:r>
+      <w:r>
+        <w:rPr>
+          <w:rFonts w:hint="cs"/>
+          <w:rtl/>
+        </w:rPr>
+        <w:t>.</w:t>
+      </w:r>
+    </w:p>
+    <w:p>
+      <w:pPr>
+        <w:numPr>
+          <w:ilvl w:val="0"/>
+          <w:numId w:val="17"/>
+        </w:numPr>
+        <w:spacing w:after="0" w:line="360" w:lineRule="auto"/>
+      </w:pPr>
+      <w:r>
+        <w:rPr>
+          <w:rtl/>
+        </w:rPr>
+        <w:t xml:space="preserve">חוט </w:t>
+      </w:r>
+      <w:r>
+        <w:rPr>
+          <w:rFonts w:hint="cs"/>
+          <w:rtl/>
+        </w:rPr>
+        <w:t>עבה מניכורם</w:t>
+      </w:r>
+      <w:r>
+        <w:rPr>
+          <w:rtl/>
+        </w:rPr>
+        <w:t xml:space="preserve">, בעל התנגדות </w:t>
+      </w:r>
+      <w:r>
+        <w:rPr>
+          <w:rFonts w:hint="cs"/>
+          <w:rtl/>
+        </w:rPr>
+        <w:t xml:space="preserve">אפסית עובי של </w:t>
+      </w:r>
+      <w:r>
+        <w:t>0.2mm</w:t>
+      </w:r>
+      <w:r>
+        <w:rPr>
+          <w:rFonts w:hint="cs"/>
+          <w:rtl/>
+        </w:rPr>
+        <w:t xml:space="preserve"> רוחב </w:t>
+      </w:r>
+      <w:r>
+        <w:t>10mm</w:t>
+      </w:r>
+      <w:r>
+        <w:rPr>
+          <w:rFonts w:hint="cs"/>
+          <w:rtl/>
+        </w:rPr>
+        <w:t xml:space="preserve"> אורך </w:t>
+      </w:r>
+      <w:r>
+        <w:t>1.7m</w:t>
+      </w:r>
+    </w:p>
+    <w:p>
+      <w:pPr>
+        <w:numPr>
+          <w:ilvl w:val="0"/>
+          <w:numId w:val="17"/>
+        </w:numPr>
+        <w:spacing w:after="0" w:line="360" w:lineRule="auto"/>
+      </w:pPr>
+      <w:r>
+        <w:rPr>
+          <w:rFonts w:hint="cs"/>
+          <w:rtl/>
+        </w:rPr>
+        <w:t>מד מתח (</w:t>
+      </w:r>
+      <w:r>
+        <w:rPr>
+          <w:rFonts w:hint="cs"/>
+        </w:rPr>
+        <w:t>X</w:t>
+      </w:r>
+      <w:r>
+        <w:rPr>
+          <w:rFonts w:hint="cs"/>
+          <w:rtl/>
+        </w:rPr>
+        <w:t>2)</w:t>
+      </w:r>
+    </w:p>
+    <w:p>
+      <w:pPr>
+        <w:numPr>
+          <w:ilvl w:val="0"/>
+          <w:numId w:val="17"/>
+        </w:numPr>
+        <w:spacing w:after="0" w:line="360" w:lineRule="auto"/>
+      </w:pPr>
+      <w:r>
+        <w:rPr>
+          <w:rFonts w:hint="cs"/>
+          <w:rtl/>
+        </w:rPr>
+        <w:t>ספק כוח</w:t>
+      </w:r>
+      <w:r>
+        <w:rPr>
+          <w:rFonts w:hint="cs"/>
+        </w:rPr>
+        <w:t xml:space="preserve"> </w:t>
+      </w:r>
+      <w:r>
+        <w:rPr>
+          <w:rFonts w:hint="cs"/>
+          <w:rtl/>
+        </w:rPr>
+        <w:t>20</w:t>
+      </w:r>
+      <w:r>
+        <w:rPr>
+          <w:rFonts w:hint="cs"/>
+        </w:rPr>
+        <w:t>V</w:t>
+      </w:r>
+    </w:p>
+    <w:p>
+      <w:pPr>
+        <w:spacing w:after="0" w:line="360" w:lineRule="auto"/>
+        <w:rPr>
+          <w:b/>
+          <w:bCs/>
+          <w:rtl/>
+        </w:rPr>
+      </w:pPr>
+      <w:r>
+        <w:rPr>
+          <w:rFonts w:hint="cs"/>
+          <w:b/>
+          <w:bCs/>
+          <w:rtl/>
+        </w:rPr>
+        <w:t>עבור הממיר מתח שמדמה שנאי (</w:t>
+      </w:r>
+      <w:r>
+        <w:rPr>
+          <w:rFonts w:hint="cs"/>
+          <w:b/>
+          <w:bCs/>
+        </w:rPr>
+        <w:t>DC</w:t>
+      </w:r>
+      <w:r>
+        <w:rPr>
+          <w:b/>
+          <w:bCs/>
+        </w:rPr>
+        <w:t>2DC</w:t>
+      </w:r>
+      <w:r>
+        <w:rPr>
+          <w:rFonts w:hint="cs"/>
+          <w:b/>
+          <w:bCs/>
+          <w:rtl/>
+        </w:rPr>
+        <w:t>).</w:t>
+      </w:r>
+    </w:p>
+    <w:p>
+      <w:pPr>
+        <w:pStyle w:val="ListParagraph"/>
+        <w:numPr>
+          <w:ilvl w:val="0"/>
+          <w:numId w:val="18"/>
+        </w:numPr>
+        <w:spacing w:after="0" w:line="360" w:lineRule="auto"/>
+        <w:rPr>
+          <w:rtl/>
+        </w:rPr>
+      </w:pPr>
+      <w:r>
+        <w:rPr>
+          <w:rtl/>
+        </w:rPr>
+        <w:t>נורת</w:t>
+      </w:r>
+      <w:r>
+        <w:rPr>
+          <w:rFonts w:hint="cs"/>
+          <w:rtl/>
+        </w:rPr>
+        <w:t xml:space="preserve"> ליבון שעובד</w:t>
+      </w:r>
+      <w:r>
+        <w:rPr>
+          <w:rFonts w:hint="cs"/>
+          <w:rtl/>
+        </w:rPr>
+        <w:t>ת</w:t>
+      </w:r>
+      <w:r>
+        <w:rPr>
+          <w:rFonts w:hint="cs"/>
+          <w:rtl/>
+        </w:rPr>
+        <w:t xml:space="preserve"> ב-</w:t>
+      </w:r>
+      <w:r>
+        <w:t>24V</w:t>
+      </w:r>
+      <w:r>
+        <w:rPr>
+          <w:rFonts w:hint="cs"/>
+          <w:rtl/>
+        </w:rPr>
+        <w:t xml:space="preserve"> </w:t>
+      </w:r>
+      <w:r>
+        <w:t>40W</w:t>
+      </w:r>
+      <w:r>
+        <w:rPr>
+          <w:rFonts w:hint="cs"/>
+          <w:rtl/>
+        </w:rPr>
+        <w:t>.</w:t>
+      </w:r>
+    </w:p>
+    <w:p>
+      <w:pPr>
+        <w:numPr>
+          <w:ilvl w:val="0"/>
+          <w:numId w:val="18"/>
+        </w:numPr>
+        <w:spacing w:after="0" w:line="360" w:lineRule="auto"/>
+      </w:pPr>
+      <w:r>
+        <w:rPr>
+          <w:rtl/>
+        </w:rPr>
+        <w:t xml:space="preserve">חוט </w:t>
+      </w:r>
+      <w:r>
+        <w:rPr>
+          <w:rFonts w:hint="cs"/>
+          <w:rtl/>
+        </w:rPr>
+        <w:t>דק, עשוי</w:t>
+      </w:r>
+      <w:r>
+        <w:rPr>
+          <w:rtl/>
+        </w:rPr>
+        <w:t xml:space="preserve"> </w:t>
+      </w:r>
+      <w:r>
+        <w:rPr>
+          <w:rFonts w:hint="cs"/>
+          <w:rtl/>
+        </w:rPr>
+        <w:t>מ</w:t>
+      </w:r>
+      <w:r>
+        <w:rPr>
+          <w:rFonts w:hint="cs"/>
+          <w:rtl/>
+        </w:rPr>
+        <w:t>ניכורם</w:t>
+      </w:r>
+      <w:r>
+        <w:rPr>
+          <w:rtl/>
+        </w:rPr>
+        <w:t xml:space="preserve">, בעל התנגדות </w:t>
+      </w:r>
+      <w:r>
+        <w:t>1.42</w:t>
+      </w:r>
+      <m:oMath>
+        <m:f>
+          <m:fPr>
+            <m:type m:val="lin"/>
+            <m:ctrlPr>
+              <w:rPr>
+                <w:rFonts w:ascii="Cambria Math" w:hAnsi="Cambria Math" w:cs="Arial"/>
+                <w:i/>
+              </w:rPr>
+            </m:ctrlPr>
+          </m:fPr>
+          <m:num>
+            <m:r>
+              <w:rPr>
+                <w:rFonts w:ascii="Cambria Math" w:hAnsi="Cambria Math" w:cs="Arial"/>
+              </w:rPr>
+              <m:t>Ω</m:t>
+            </m:r>
+          </m:num>
+          <m:den>
+            <m:r>
+              <w:rPr>
+                <w:rFonts w:ascii="Cambria Math" w:hAnsi="Cambria Math" w:cs="Arial"/>
+              </w:rPr>
+              <m:t>m</m:t>
+            </m:r>
+          </m:den>
+        </m:f>
+      </m:oMath>
+      <w:r>
+        <w:rPr>
+          <w:rFonts w:hint="cs"/>
+          <w:rtl/>
+        </w:rPr>
+        <w:t xml:space="preserve"> עובי של </w:t>
+      </w:r>
+      <w:r>
+        <w:t>0.3mm</w:t>
+      </w:r>
+      <w:r>
+        <w:rPr>
+          <w:rFonts w:hint="cs"/>
+          <w:rtl/>
+        </w:rPr>
+        <w:t xml:space="preserve"> רוחב </w:t>
+      </w:r>
+      <w:r>
+        <w:t>3mm</w:t>
+      </w:r>
+      <w:r>
+        <w:rPr>
+          <w:rFonts w:hint="cs"/>
+          <w:rtl/>
+        </w:rPr>
+        <w:t xml:space="preserve"> באורך </w:t>
+      </w:r>
+      <w:r>
+        <w:t>1.5m</w:t>
+      </w:r>
+    </w:p>
+    <w:p>
+      <w:pPr>
+        <w:pStyle w:val="ListParagraph"/>
+        <w:numPr>
+          <w:ilvl w:val="0"/>
+          <w:numId w:val="18"/>
+        </w:numPr>
+        <w:spacing w:after="0" w:line="360" w:lineRule="auto"/>
+      </w:pPr>
+      <w:r>
+        <w:rPr>
+          <w:rFonts w:hint="cs"/>
+          <w:rtl/>
+        </w:rPr>
+        <w:t>מד מתח (</w:t>
+      </w:r>
+      <w:r>
+        <w:rPr>
+          <w:rFonts w:hint="cs"/>
+        </w:rPr>
+        <w:t>X</w:t>
+      </w:r>
+      <w:r>
+        <w:rPr>
+          <w:rFonts w:hint="cs"/>
+          <w:rtl/>
+        </w:rPr>
+        <w:t>4).</w:t>
+      </w:r>
+    </w:p>
+    <w:p>
+      <w:pPr>
+        <w:pStyle w:val="ListParagraph"/>
+        <w:numPr>
+          <w:ilvl w:val="0"/>
+          <w:numId w:val="18"/>
+        </w:numPr>
+        <w:spacing w:after="0" w:line="360" w:lineRule="auto"/>
+      </w:pPr>
+      <w:r>
+        <w:t>Step up 40V</w:t>
+      </w:r>
+    </w:p>
+    <w:p>
+      <w:pPr>
+        <w:pStyle w:val="ListParagraph"/>
+        <w:numPr>
+          <w:ilvl w:val="0"/>
+          <w:numId w:val="18"/>
+        </w:numPr>
+        <w:spacing w:after="0" w:line="360" w:lineRule="auto"/>
+      </w:pPr>
+      <w:r>
+        <w:t>Step down 20V</w:t>
+      </w:r>
+    </w:p>
+    <w:p>
+      <w:pPr>
+        <w:pStyle w:val="ListParagraph"/>
+        <w:numPr>
+          <w:ilvl w:val="0"/>
+          <w:numId w:val="18"/>
+        </w:numPr>
+        <w:spacing w:after="0" w:line="360" w:lineRule="auto"/>
+      </w:pPr>
+      <w:r>
+        <w:rPr>
+          <w:rFonts w:hint="cs"/>
+          <w:rtl/>
+        </w:rPr>
+        <w:t>ספק כוח 20</w:t>
+      </w:r>
+      <w:r>
+        <w:rPr>
+          <w:rFonts w:hint="cs"/>
+        </w:rPr>
+        <w:t>V</w:t>
+      </w:r>
+    </w:p>
+    <w:p>
+      <w:pPr>
+        <w:spacing w:after="0" w:line="360" w:lineRule="auto"/>
+        <w:rPr>
+          <w:rtl/>
+        </w:rPr>
+      </w:pPr>
+    </w:p>
+    <w:p>
+      <w:pPr>
+        <w:spacing w:after="0" w:line="360" w:lineRule="auto"/>
+        <w:rPr>
+          <w:rtl/>
+        </w:rPr>
+      </w:pPr>
+    </w:p>
+    <w:p>
+      <w:pPr>
+        <w:spacing w:after="0" w:line="360" w:lineRule="auto"/>
+        <w:rPr>
+          <w:rtl/>
+        </w:rPr>
+      </w:pPr>
+    </w:p>
+    <w:p>
+      <w:pPr>
+        <w:spacing w:after="0" w:line="360" w:lineRule="auto"/>
+        <w:rPr>
+          <w:rtl/>
+        </w:rPr>
+      </w:pPr>
+    </w:p>
+    <w:p>
+      <w:pPr>
+        <w:spacing w:after="0" w:line="360" w:lineRule="auto"/>
+        <w:rPr>
+          <w:rtl/>
+        </w:rPr>
+      </w:pPr>
+    </w:p>
+    <w:p>
+      <w:pPr>
+        <w:spacing w:after="0" w:line="360" w:lineRule="auto"/>
+        <w:rPr>
+          <w:rtl/>
+        </w:rPr>
+      </w:pPr>
+    </w:p>
+    <w:p>
+      <w:pPr>
+        <w:spacing w:after="0" w:line="360" w:lineRule="auto"/>
+        <w:rPr>
+          <w:b/>
+          <w:bCs/>
+          <w:sz w:val="36"/>
+          <w:szCs w:val="36"/>
+          <w:rtl/>
+        </w:rPr>
+      </w:pPr>
+      <w:r>
+        <w:rPr>
+          <w:rFonts w:hint="cs"/>
+          <w:b/>
+          <w:bCs/>
+          <w:sz w:val="36"/>
+          <w:szCs w:val="36"/>
+          <w:rtl/>
+        </w:rPr>
+        <w:lastRenderedPageBreak/>
+        <w:t>תמונות אב טיפוס</w:t>
+      </w:r>
+    </w:p>
+    <w:p>
+      <w:pPr>
+        <w:spacing w:after="0" w:line="360" w:lineRule="auto"/>
+        <w:rPr>
+          <w:b/>
+          <w:bCs/>
+        </w:rPr>
+      </w:pPr>
+      <w:r>
+        <w:rPr>
+          <w:b/>
+          <w:bCs/>
+          <w:noProof/>
+        </w:rPr>
+        <w:drawing>
+          <wp:anchor distT="0" distB="0" distL="114300" distR="114300" simplePos="0" relativeHeight="251667456" behindDoc="0" locked="0" layoutInCell="1" allowOverlap="1" wp14:anchorId="1BC90F77" wp14:editId="198B3568">
+            <wp:simplePos x="0" y="0"/>
+            <wp:positionH relativeFrom="column">
+              <wp:posOffset>-494310</wp:posOffset>
+            </wp:positionH>
+            <wp:positionV relativeFrom="paragraph">
+              <wp:posOffset>332827</wp:posOffset>
+            </wp:positionV>
+            <wp:extent cx="3562468" cy="2673352"/>
+            <wp:effectExtent l="0" t="0" r="0" b="0"/>
+            <wp:wrapSquare wrapText="bothSides"/>
+            <wp:docPr id="5" name="Picture 5"/>
+            <wp:cNvGraphicFramePr>
+              <a:graphicFrameLocks xmlns:a="http://schemas.openxmlformats.org/drawingml/2006/main" noChangeAspect="1"/>
+            </wp:cNvGraphicFramePr>
+            <a:graphic xmlns:a="http://schemas.openxmlformats.org/drawingml/2006/main">
+              <a:graphicData uri="http://schemas.openxmlformats.org/drawingml/2006/picture">
+                <pic:pic xmlns:pic="http://schemas.openxmlformats.org/drawingml/2006/picture">
+                  <pic:nvPicPr>
+                    <pic:cNvPr id="1" name=""/>
+                    <pic:cNvPicPr/>
+                  </pic:nvPicPr>
+                  <pic:blipFill>
+                    <a:blip r:embed="rId15" cstate="print">
+                      <a:extLst>
+                        <a:ext uri="{28A0092B-C50C-407E-A947-70E740481C1C}">
+                          <a14:useLocalDpi xmlns:a14="http://schemas.microsoft.com/office/drawing/2010/main" val="0"/>
+                        </a:ext>
+                      </a:extLst>
+                    </a:blip>
+                    <a:stretch>
+                      <a:fillRect/>
+                    </a:stretch>
+                  </pic:blipFill>
+                  <pic:spPr>
+                    <a:xfrm>
+                      <a:off x="0" y="0"/>
+                      <a:ext cx="3562468" cy="2673352"/>
+                    </a:xfrm>
+                    <a:prstGeom prst="rect">
+                      <a:avLst/>
+                    </a:prstGeom>
+                  </pic:spPr>
+                </pic:pic>
+              </a:graphicData>
+            </a:graphic>
+          </wp:anchor>
+        </w:drawing>
+      </w:r>
+      <w:r>
+        <w:rPr>
+          <w:rFonts w:hint="cs"/>
+          <w:b/>
+          <w:bCs/>
+        </w:rPr>
+        <w:t>SSR</w:t>
+      </w:r>
+      <w:r>
+        <w:rPr>
+          <w:rFonts w:hint="cs"/>
+          <w:b/>
+          <w:bCs/>
+          <w:rtl/>
+        </w:rPr>
+        <w:t>:</w:t>
+      </w:r>
+      <w:r>
+        <w:rPr>
+          <w:rFonts w:hint="cs"/>
+          <w:b/>
+          <w:bCs/>
+        </w:rPr>
+        <w:t xml:space="preserve"> </w:t>
+      </w:r>
+    </w:p>
+    <w:p>
+      <w:pPr>
+        <w:spacing w:after="0" w:line="360" w:lineRule="auto"/>
+        <w:rPr>
+          <w:rtl/>
+        </w:rPr>
+      </w:pPr>
+      <w:r>
+        <w:rPr>
+          <w:noProof/>
+        </w:rPr>
+        <w:drawing>
+          <wp:anchor distT="0" distB="0" distL="114300" distR="114300" simplePos="0" relativeHeight="251666432" behindDoc="0" locked="0" layoutInCell="1" allowOverlap="1" wp14:anchorId="64ACE98E" wp14:editId="7FF4EE3A">
+            <wp:simplePos x="0" y="0"/>
+            <wp:positionH relativeFrom="margin">
+              <wp:posOffset>3446411</wp:posOffset>
+            </wp:positionH>
+            <wp:positionV relativeFrom="paragraph">
+              <wp:posOffset>130175</wp:posOffset>
+            </wp:positionV>
+            <wp:extent cx="2423470" cy="2494911"/>
+            <wp:effectExtent l="0" t="0" r="0" b="1270"/>
+            <wp:wrapSquare wrapText="bothSides"/>
+            <wp:docPr id="4" name="Picture 4"/>
+            <wp:cNvGraphicFramePr>
+              <a:graphicFrameLocks xmlns:a="http://schemas.openxmlformats.org/drawingml/2006/main" noChangeAspect="1"/>
+            </wp:cNvGraphicFramePr>
+            <a:graphic xmlns:a="http://schemas.openxmlformats.org/drawingml/2006/main">
+              <a:graphicData uri="http://schemas.openxmlformats.org/drawingml/2006/picture">
+                <pic:pic xmlns:pic="http://schemas.openxmlformats.org/drawingml/2006/picture">
+                  <pic:nvPicPr>
+                    <pic:cNvPr id="1" name=""/>
+                    <pic:cNvPicPr/>
+                  </pic:nvPicPr>
+                  <pic:blipFill rotWithShape="1">
+                    <a:blip r:embed="rId16" cstate="print">
+                      <a:extLst>
+                        <a:ext uri="{28A0092B-C50C-407E-A947-70E740481C1C}">
+                          <a14:useLocalDpi xmlns:a14="http://schemas.microsoft.com/office/drawing/2010/main" val="0"/>
+                        </a:ext>
+                      </a:extLst>
+                    </a:blip>
+                    <a:srcRect l="11090" t="26473" b="4844"/>
+                    <a:stretch/>
+                  </pic:blipFill>
+                  <pic:spPr bwMode="auto">
+                    <a:xfrm>
+                      <a:off x="0" y="0"/>
+                      <a:ext cx="2423470" cy="2494911"/>
+                    </a:xfrm>
+                    <a:prstGeom prst="rect">
+                      <a:avLst/>
+                    </a:prstGeom>
+                    <a:ln>
+                      <a:noFill/>
+                    </a:ln>
+                    <a:extLst>
+                      <a:ext uri="{53640926-AAD7-44D8-BBD7-CCE9431645EC}">
+                        <a14:shadowObscured xmlns:a14="http://schemas.microsoft.com/office/drawing/2010/main"/>
+                      </a:ext>
+                    </a:extLst>
+                  </pic:spPr>
+                </pic:pic>
+              </a:graphicData>
+            </a:graphic>
+          </wp:anchor>
+        </w:drawing>
+      </w:r>
+    </w:p>
+    <w:p>
+      <w:pPr>
+        <w:spacing w:after="0" w:line="360" w:lineRule="auto"/>
+        <w:rPr>
+          <w:rtl/>
+        </w:rPr>
+      </w:pPr>
+    </w:p>
+    <w:p>
+      <w:pPr>
+        <w:spacing w:after="0" w:line="360" w:lineRule="auto"/>
+        <w:rPr>
+          <w:b/>
+          <w:bCs/>
+          <w:rtl/>
+        </w:rPr>
+      </w:pPr>
+      <w:r>
+        <w:rPr>
+          <w:rFonts w:hint="cs"/>
+          <w:b/>
+          <w:bCs/>
+          <w:rtl/>
+        </w:rPr>
+        <w:t>ארדואינו:</w:t>
+      </w:r>
+      <w:r>
+        <w:rPr>
+          <w:b/>
+          <w:bCs/>
+          <w:noProof/>
+        </w:rPr>
+        <w:drawing>
+          <wp:anchor distT="0" distB="0" distL="114300" distR="114300" simplePos="0" relativeHeight="251668480" behindDoc="0" locked="0" layoutInCell="1" allowOverlap="1" wp14:anchorId="1DF56DD5" wp14:editId="0B762F5C">
+            <wp:simplePos x="0" y="0"/>
+            <wp:positionH relativeFrom="column">
+              <wp:posOffset>2748280</wp:posOffset>
+            </wp:positionH>
+            <wp:positionV relativeFrom="paragraph">
+              <wp:posOffset>236855</wp:posOffset>
+            </wp:positionV>
+            <wp:extent cx="2512695" cy="2593975"/>
+            <wp:effectExtent l="0" t="0" r="1905" b="0"/>
+            <wp:wrapSquare wrapText="bothSides"/>
+            <wp:docPr id="6" name="Picture 6"/>
+            <wp:cNvGraphicFramePr>
+              <a:graphicFrameLocks xmlns:a="http://schemas.openxmlformats.org/drawingml/2006/main" noChangeAspect="1"/>
+            </wp:cNvGraphicFramePr>
+            <a:graphic xmlns:a="http://schemas.openxmlformats.org/drawingml/2006/main">
+              <a:graphicData uri="http://schemas.openxmlformats.org/drawingml/2006/picture">
+                <pic:pic xmlns:pic="http://schemas.openxmlformats.org/drawingml/2006/picture">
+                  <pic:nvPicPr>
+                    <pic:cNvPr id="1" name=""/>
+                    <pic:cNvPicPr/>
+                  </pic:nvPicPr>
+                  <pic:blipFill rotWithShape="1">
+                    <a:blip r:embed="rId17" cstate="print">
+                      <a:extLst>
+                        <a:ext uri="{28A0092B-C50C-407E-A947-70E740481C1C}">
+                          <a14:useLocalDpi xmlns:a14="http://schemas.microsoft.com/office/drawing/2010/main" val="0"/>
+                        </a:ext>
+                      </a:extLst>
+                    </a:blip>
+                    <a:srcRect l="-14" t="635" r="14" b="21889"/>
+                    <a:stretch/>
+                  </pic:blipFill>
+                  <pic:spPr bwMode="auto">
+                    <a:xfrm>
+                      <a:off x="0" y="0"/>
+                      <a:ext cx="2512695" cy="2593975"/>
+                    </a:xfrm>
+                    <a:prstGeom prst="rect">
+                      <a:avLst/>
+                    </a:prstGeom>
+                    <a:ln>
+                      <a:noFill/>
+                    </a:ln>
+                    <a:extLst>
+                      <a:ext uri="{53640926-AAD7-44D8-BBD7-CCE9431645EC}">
+                        <a14:shadowObscured xmlns:a14="http://schemas.microsoft.com/office/drawing/2010/main"/>
+                      </a:ext>
+                    </a:extLst>
+                  </pic:spPr>
+                </pic:pic>
+              </a:graphicData>
+            </a:graphic>
+          </wp:anchor>
+        </w:drawing>
+      </w:r>
+    </w:p>
+    <w:p>
+      <w:pPr>
+        <w:spacing w:after="0" w:line="360" w:lineRule="auto"/>
+        <w:rPr>
+          <w:rFonts w:hint="cs"/>
+          <w:rtl/>
+        </w:rPr>
+      </w:pPr>
+    </w:p>
+    <w:p>
+      <w:pPr>
+        <w:spacing w:after="0" w:line="360" w:lineRule="auto"/>
+        <w:rPr>
+          <w:rtl/>
+        </w:rPr>
+      </w:pPr>
+    </w:p>
+    <w:p>
+      <w:pPr>
+        <w:spacing w:after="0" w:line="360" w:lineRule="auto"/>
+        <w:rPr>
+          <w:rtl/>
+        </w:rPr>
+      </w:pPr>
+    </w:p>
+    <w:p>
+      <w:pPr>
+        <w:spacing w:after="0" w:line="360" w:lineRule="auto"/>
+        <w:rPr>
+          <w:rtl/>
+        </w:rPr>
+      </w:pPr>
+    </w:p>
+    <w:p>
+      <w:pPr>
+        <w:spacing w:after="0" w:line="360" w:lineRule="auto"/>
+        <w:rPr>
+          <w:rtl/>
+        </w:rPr>
+      </w:pPr>
+    </w:p>
+    <w:p>
+      <w:pPr>
+        <w:spacing w:after="0" w:line="360" w:lineRule="auto"/>
+        <w:rPr>
+          <w:noProof/>
+          <w:rtl/>
+        </w:rPr>
+      </w:pPr>
+    </w:p>
+    <w:p>
+      <w:pPr>
+        <w:spacing w:after="0" w:line="360" w:lineRule="auto"/>
+        <w:rPr>
+          <w:rtl/>
+        </w:rPr>
+      </w:pPr>
+    </w:p>
+    <w:p>
+      <w:pPr>
+        <w:spacing w:after="0" w:line="360" w:lineRule="auto"/>
+        <w:rPr>
+          <w:rtl/>
+        </w:rPr>
+      </w:pPr>
+    </w:p>
+    <w:p/>
+    <w:p>
+      <w:pPr>
+        <w:rPr>
+          <w:b/>
+          <w:bCs/>
+        </w:rPr>
+      </w:pPr>
+      <w:r>
+        <w:rPr>
+          <w:b/>
+          <w:bCs/>
+          <w:noProof/>
+        </w:rPr>
+        <w:lastRenderedPageBreak/>
+        <w:drawing>
+          <wp:anchor distT="0" distB="0" distL="114300" distR="114300" simplePos="0" relativeHeight="251669504" behindDoc="0" locked="0" layoutInCell="1" allowOverlap="1" wp14:anchorId="0FE38990" wp14:editId="66894EA2">
+            <wp:simplePos x="0" y="0"/>
+            <wp:positionH relativeFrom="page">
+              <wp:posOffset>3786180</wp:posOffset>
+            </wp:positionH>
+            <wp:positionV relativeFrom="paragraph">
+              <wp:posOffset>6132136</wp:posOffset>
+            </wp:positionV>
+            <wp:extent cx="3615631" cy="2713247"/>
+            <wp:effectExtent l="0" t="0" r="4445" b="0"/>
+            <wp:wrapSquare wrapText="bothSides"/>
+            <wp:docPr id="7" name="Picture 7"/>
+            <wp:cNvGraphicFramePr>
+              <a:graphicFrameLocks xmlns:a="http://schemas.openxmlformats.org/drawingml/2006/main" noChangeAspect="1"/>
+            </wp:cNvGraphicFramePr>
+            <a:graphic xmlns:a="http://schemas.openxmlformats.org/drawingml/2006/main">
+              <a:graphicData uri="http://schemas.openxmlformats.org/drawingml/2006/picture">
+                <pic:pic xmlns:pic="http://schemas.openxmlformats.org/drawingml/2006/picture">
+                  <pic:nvPicPr>
+                    <pic:cNvPr id="1" name=""/>
+                    <pic:cNvPicPr/>
+                  </pic:nvPicPr>
+                  <pic:blipFill>
+                    <a:blip r:embed="rId18" cstate="print">
+                      <a:extLst>
+                        <a:ext uri="{28A0092B-C50C-407E-A947-70E740481C1C}">
+                          <a14:useLocalDpi xmlns:a14="http://schemas.microsoft.com/office/drawing/2010/main" val="0"/>
+                        </a:ext>
+                      </a:extLst>
+                    </a:blip>
+                    <a:stretch>
+                      <a:fillRect/>
+                    </a:stretch>
+                  </pic:blipFill>
+                  <pic:spPr>
+                    <a:xfrm>
+                      <a:off x="0" y="0"/>
+                      <a:ext cx="3615631" cy="2713247"/>
+                    </a:xfrm>
+                    <a:prstGeom prst="rect">
+                      <a:avLst/>
+                    </a:prstGeom>
+                  </pic:spPr>
+                </pic:pic>
+              </a:graphicData>
+            </a:graphic>
+          </wp:anchor>
+        </w:drawing>
+      </w:r>
+      <w:r>
+        <w:rPr>
+          <w:b/>
+          <w:bCs/>
+          <w:noProof/>
+        </w:rPr>
+        <w:drawing>
+          <wp:anchor distT="0" distB="0" distL="114300" distR="114300" simplePos="0" relativeHeight="251670528" behindDoc="0" locked="0" layoutInCell="1" allowOverlap="1" wp14:anchorId="147E4518" wp14:editId="60844B99">
+            <wp:simplePos x="0" y="0"/>
+            <wp:positionH relativeFrom="column">
+              <wp:posOffset>-749861</wp:posOffset>
+            </wp:positionH>
+            <wp:positionV relativeFrom="paragraph">
+              <wp:posOffset>547</wp:posOffset>
+            </wp:positionV>
+            <wp:extent cx="3375660" cy="8863330"/>
+            <wp:effectExtent l="0" t="0" r="0" b="0"/>
+            <wp:wrapSquare wrapText="bothSides"/>
+            <wp:docPr id="8" name="Picture 8"/>
+            <wp:cNvGraphicFramePr>
+              <a:graphicFrameLocks xmlns:a="http://schemas.openxmlformats.org/drawingml/2006/main" noChangeAspect="1"/>
+            </wp:cNvGraphicFramePr>
+            <a:graphic xmlns:a="http://schemas.openxmlformats.org/drawingml/2006/main">
+              <a:graphicData uri="http://schemas.openxmlformats.org/drawingml/2006/picture">
+                <pic:pic xmlns:pic="http://schemas.openxmlformats.org/drawingml/2006/picture">
+                  <pic:nvPicPr>
+                    <pic:cNvPr id="1" name=""/>
+                    <pic:cNvPicPr/>
+                  </pic:nvPicPr>
+                  <pic:blipFill>
+                    <a:blip r:embed="rId19" cstate="print">
+                      <a:extLst>
+                        <a:ext uri="{28A0092B-C50C-407E-A947-70E740481C1C}">
+                          <a14:useLocalDpi xmlns:a14="http://schemas.microsoft.com/office/drawing/2010/main" val="0"/>
+                        </a:ext>
+                      </a:extLst>
+                    </a:blip>
+                    <a:stretch>
+                      <a:fillRect/>
+                    </a:stretch>
+                  </pic:blipFill>
+                  <pic:spPr>
+                    <a:xfrm>
+                      <a:off x="0" y="0"/>
+                      <a:ext cx="3375660" cy="8863330"/>
+                    </a:xfrm>
+                    <a:prstGeom prst="rect">
+                      <a:avLst/>
+                    </a:prstGeom>
+                  </pic:spPr>
+                </pic:pic>
+              </a:graphicData>
+            </a:graphic>
+          </wp:anchor>
+        </w:drawing>
+      </w:r>
+      <w:r>
+        <w:rPr>
+          <w:rFonts w:hint="cs"/>
+          <w:b/>
+          <w:bCs/>
+          <w:rtl/>
+        </w:rPr>
+        <w:t>המיצג בכללותו:</w:t>
+      </w:r>
+    </w:p>
     <w:sectPr>
+      <w:footerReference w:type="default" r:id="rId20"/>
       <w:pgSz w:w="11906" w:h="16838"/>
       <w:pgMar w:top="1440" w:right="1800" w:bottom="1440" w:left="1800" w:header="708" w:footer="708" w:gutter="0"/>
       <w:cols w:space="708"/>
@@ -5045,6 +6631,105 @@
 </w:document>
 </file>
 
+<file path=word/endnotes.xml><?xml version="1.0" encoding="utf-8"?>
+<w:endnotes xmlns:wpc="http://schemas.microsoft.com/office/word/2010/wordprocessingCanvas" xmlns:cx="http://schemas.microsoft.com/office/drawing/2014/chartex" xmlns:cx1="http://schemas.microsoft.com/office/drawing/2015/9/8/chartex" xmlns:cx2="http://schemas.microsoft.com/office/drawing/2015/10/21/chartex" xmlns:cx3="http://schemas.microsoft.com/office/drawing/2016/5/9/chartex" xmlns:cx4="http://schemas.microsoft.com/office/drawing/2016/5/10/chartex" xmlns:cx5="http://schemas.microsoft.com/office/drawing/2016/5/11/chartex" xmlns:cx6="http://schemas.microsoft.com/office/drawing/2016/5/12/chartex" xmlns:cx7="http://schemas.microsoft.com/office/drawing/2016/5/13/chartex" xmlns:cx8="http://schemas.microsoft.com/office/drawing/2016/5/14/chartex" xmlns:mc="http://schemas.openxmlformats.org/markup-compatibility/2006" xmlns:aink="http://schemas.microsoft.com/office/drawing/2016/ink" xmlns:am3d="http://schemas.microsoft.com/office/drawing/2017/model3d" xmlns:o="urn:schemas-microsoft-com:office:office" xmlns:r="http://schemas.openxmlformats.org/officeDocument/2006/relationships" xmlns:m="http://schemas.openxmlformats.org/officeDocument/2006/math" xmlns:v="urn:schemas-microsoft-com:vml" xmlns:wp14="http://schemas.microsoft.com/office/word/2010/wordprocessingDrawing" xmlns:wp="http://schemas.openxmlformats.org/drawingml/2006/wordprocessingDrawing" xmlns:w10="urn:schemas-microsoft-com:office:word" xmlns:w="http://schemas.openxmlformats.org/wordprocessingml/2006/main" xmlns:w14="http://schemas.microsoft.com/office/word/2010/wordml" xmlns:w15="http://schemas.microsoft.com/office/word/2012/wordml" xmlns:w16cex="http://schemas.microsoft.com/office/word/2018/wordml/cex" xmlns:w16cid="http://schemas.microsoft.com/office/word/2016/wordml/cid" xmlns:w16="http://schemas.microsoft.com/office/word/2018/wordml" xmlns:w16sdtdh="http://schemas.microsoft.com/office/word/2020/wordml/sdtdatahash" xmlns:w16se="http://schemas.microsoft.com/office/word/2015/wordml/symex" xmlns:wpg="http://schemas.microsoft.com/office/word/2010/wordprocessingGroup" xmlns:wpi="http://schemas.microsoft.com/office/word/2010/wordprocessingInk" xmlns:wne="http://schemas.microsoft.com/office/word/2006/wordml" xmlns:wps="http://schemas.microsoft.com/office/word/2010/wordprocessingShape" mc:Ignorable="w14 w15 w16se w16cid w16 w16cex w16sdtdh wp14">
+  <w:endnote w:type="separator" w:id="-1">
+    <w:p>
+      <w:pPr>
+        <w:spacing w:after="0" w:line="240" w:lineRule="auto"/>
+      </w:pPr>
+      <w:r>
+        <w:separator/>
+      </w:r>
+    </w:p>
+  </w:endnote>
+  <w:endnote w:type="continuationSeparator" w:id="0">
+    <w:p>
+      <w:pPr>
+        <w:spacing w:after="0" w:line="240" w:lineRule="auto"/>
+      </w:pPr>
+      <w:r>
+        <w:continuationSeparator/>
+      </w:r>
+    </w:p>
+  </w:endnote>
+</w:endnotes>
+</file>
+
+<file path=word/footer1.xml><?xml version="1.0" encoding="utf-8"?>
+<w:ftr xmlns:wpc="http://schemas.microsoft.com/office/word/2010/wordprocessingCanvas" xmlns:cx="http://schemas.microsoft.com/office/drawing/2014/chartex" xmlns:cx1="http://schemas.microsoft.com/office/drawing/2015/9/8/chartex" xmlns:cx2="http://schemas.microsoft.com/office/drawing/2015/10/21/chartex" xmlns:cx3="http://schemas.microsoft.com/office/drawing/2016/5/9/chartex" xmlns:cx4="http://schemas.microsoft.com/office/drawing/2016/5/10/chartex" xmlns:cx5="http://schemas.microsoft.com/office/drawing/2016/5/11/chartex" xmlns:cx6="http://schemas.microsoft.com/office/drawing/2016/5/12/chartex" xmlns:cx7="http://schemas.microsoft.com/office/drawing/2016/5/13/chartex" xmlns:cx8="http://schemas.microsoft.com/office/drawing/2016/5/14/chartex" xmlns:mc="http://schemas.openxmlformats.org/markup-compatibility/2006" xmlns:aink="http://schemas.microsoft.com/office/drawing/2016/ink" xmlns:am3d="http://schemas.microsoft.com/office/drawing/2017/model3d" xmlns:o="urn:schemas-microsoft-com:office:office" xmlns:r="http://schemas.openxmlformats.org/officeDocument/2006/relationships" xmlns:m="http://schemas.openxmlformats.org/officeDocument/2006/math" xmlns:v="urn:schemas-microsoft-com:vml" xmlns:wp14="http://schemas.microsoft.com/office/word/2010/wordprocessingDrawing" xmlns:wp="http://schemas.openxmlformats.org/drawingml/2006/wordprocessingDrawing" xmlns:w10="urn:schemas-microsoft-com:office:word" xmlns:w="http://schemas.openxmlformats.org/wordprocessingml/2006/main" xmlns:w14="http://schemas.microsoft.com/office/word/2010/wordml" xmlns:w15="http://schemas.microsoft.com/office/word/2012/wordml" xmlns:w16cex="http://schemas.microsoft.com/office/word/2018/wordml/cex" xmlns:w16cid="http://schemas.microsoft.com/office/word/2016/wordml/cid" xmlns:w16="http://schemas.microsoft.com/office/word/2018/wordml" xmlns:w16sdtdh="http://schemas.microsoft.com/office/word/2020/wordml/sdtdatahash" xmlns:w16se="http://schemas.microsoft.com/office/word/2015/wordml/symex" xmlns:wpg="http://schemas.microsoft.com/office/word/2010/wordprocessingGroup" xmlns:wpi="http://schemas.microsoft.com/office/word/2010/wordprocessingInk" xmlns:wne="http://schemas.microsoft.com/office/word/2006/wordml" xmlns:wps="http://schemas.microsoft.com/office/word/2010/wordprocessingShape" mc:Ignorable="w14 w15 w16se w16cid w16 w16cex w16sdtdh wp14">
+  <w:sdt>
+    <w:sdtPr>
+      <w:rPr>
+        <w:rtl/>
+      </w:rPr>
+      <w:id w:val="-792673110"/>
+      <w:docPartObj>
+        <w:docPartGallery w:val="Page Numbers (Bottom of Page)"/>
+        <w:docPartUnique/>
+      </w:docPartObj>
+    </w:sdtPr>
+    <w:sdtContent>
+      <w:p>
+        <w:pPr>
+          <w:pStyle w:val="Footer"/>
+          <w:jc w:val="center"/>
+        </w:pPr>
+        <w:r>
+          <w:fldChar w:fldCharType="begin"/>
+        </w:r>
+        <w:r>
+          <w:instrText>PAGE   \* MERGEFORMAT</w:instrText>
+        </w:r>
+        <w:r>
+          <w:fldChar w:fldCharType="separate"/>
+        </w:r>
+        <w:r>
+          <w:rPr>
+            <w:rtl/>
+            <w:lang w:val="he-IL"/>
+          </w:rPr>
+          <w:t>2</w:t>
+        </w:r>
+        <w:r>
+          <w:fldChar w:fldCharType="end"/>
+        </w:r>
+      </w:p>
+    </w:sdtContent>
+  </w:sdt>
+  <w:p>
+    <w:pPr>
+      <w:pStyle w:val="Footer"/>
+    </w:pPr>
+  </w:p>
+</w:ftr>
+</file>
+
+<file path=word/footnotes.xml><?xml version="1.0" encoding="utf-8"?>
+<w:footnotes xmlns:wpc="http://schemas.microsoft.com/office/word/2010/wordprocessingCanvas" xmlns:cx="http://schemas.microsoft.com/office/drawing/2014/chartex" xmlns:cx1="http://schemas.microsoft.com/office/drawing/2015/9/8/chartex" xmlns:cx2="http://schemas.microsoft.com/office/drawing/2015/10/21/chartex" xmlns:cx3="http://schemas.microsoft.com/office/drawing/2016/5/9/chartex" xmlns:cx4="http://schemas.microsoft.com/office/drawing/2016/5/10/chartex" xmlns:cx5="http://schemas.microsoft.com/office/drawing/2016/5/11/chartex" xmlns:cx6="http://schemas.microsoft.com/office/drawing/2016/5/12/chartex" xmlns:cx7="http://schemas.microsoft.com/office/drawing/2016/5/13/chartex" xmlns:cx8="http://schemas.microsoft.com/office/drawing/2016/5/14/chartex" xmlns:mc="http://schemas.openxmlformats.org/markup-compatibility/2006" xmlns:aink="http://schemas.microsoft.com/office/drawing/2016/ink" xmlns:am3d="http://schemas.microsoft.com/office/drawing/2017/model3d" xmlns:o="urn:schemas-microsoft-com:office:office" xmlns:r="http://schemas.openxmlformats.org/officeDocument/2006/relationships" xmlns:m="http://schemas.openxmlformats.org/officeDocument/2006/math" xmlns:v="urn:schemas-microsoft-com:vml" xmlns:wp14="http://schemas.microsoft.com/office/word/2010/wordprocessingDrawing" xmlns:wp="http://schemas.openxmlformats.org/drawingml/2006/wordprocessingDrawing" xmlns:w10="urn:schemas-microsoft-com:office:word" xmlns:w="http://schemas.openxmlformats.org/wordprocessingml/2006/main" xmlns:w14="http://schemas.microsoft.com/office/word/2010/wordml" xmlns:w15="http://schemas.microsoft.com/office/word/2012/wordml" xmlns:w16cex="http://schemas.microsoft.com/office/word/2018/wordml/cex" xmlns:w16cid="http://schemas.microsoft.com/office/word/2016/wordml/cid" xmlns:w16="http://schemas.microsoft.com/office/word/2018/wordml" xmlns:w16sdtdh="http://schemas.microsoft.com/office/word/2020/wordml/sdtdatahash" xmlns:w16se="http://schemas.microsoft.com/office/word/2015/wordml/symex" xmlns:wpg="http://schemas.microsoft.com/office/word/2010/wordprocessingGroup" xmlns:wpi="http://schemas.microsoft.com/office/word/2010/wordprocessingInk" xmlns:wne="http://schemas.microsoft.com/office/word/2006/wordml" xmlns:wps="http://schemas.microsoft.com/office/word/2010/wordprocessingShape" mc:Ignorable="w14 w15 w16se w16cid w16 w16cex w16sdtdh wp14">
+  <w:footnote w:type="separator" w:id="-1">
+    <w:p>
+      <w:pPr>
+        <w:spacing w:after="0" w:line="240" w:lineRule="auto"/>
+      </w:pPr>
+      <w:r>
+        <w:separator/>
+      </w:r>
+    </w:p>
+  </w:footnote>
+  <w:footnote w:type="continuationSeparator" w:id="0">
+    <w:p>
+      <w:pPr>
+        <w:spacing w:after="0" w:line="240" w:lineRule="auto"/>
+      </w:pPr>
+      <w:r>
+        <w:continuationSeparator/>
+      </w:r>
+    </w:p>
+  </w:footnote>
+</w:footnotes>
+</file>
+
 <file path=word/numbering.xml><?xml version="1.0" encoding="utf-8"?>
 <w:numbering xmlns:wpc="http://schemas.microsoft.com/office/word/2010/wordprocessingCanvas" xmlns:cx="http://schemas.microsoft.com/office/drawing/2014/chartex" xmlns:cx1="http://schemas.microsoft.com/office/drawing/2015/9/8/chartex" xmlns:cx2="http://schemas.microsoft.com/office/drawing/2015/10/21/chartex" xmlns:cx3="http://schemas.microsoft.com/office/drawing/2016/5/9/chartex" xmlns:cx4="http://schemas.microsoft.com/office/drawing/2016/5/10/chartex" xmlns:cx5="http://schemas.microsoft.com/office/drawing/2016/5/11/chartex" xmlns:cx6="http://schemas.microsoft.com/office/drawing/2016/5/12/chartex" xmlns:cx7="http://schemas.microsoft.com/office/drawing/2016/5/13/chartex" xmlns:cx8="http://schemas.microsoft.com/office/drawing/2016/5/14/chartex" xmlns:mc="http://schemas.openxmlformats.org/markup-compatibility/2006" xmlns:aink="http://schemas.microsoft.com/office/drawing/2016/ink" xmlns:am3d="http://schemas.microsoft.com/office/drawing/2017/model3d" xmlns:o="urn:schemas-microsoft-com:office:office" xmlns:r="http://schemas.openxmlformats.org/officeDocument/2006/relationships" xmlns:m="http://schemas.openxmlformats.org/officeDocument/2006/math" xmlns:v="urn:schemas-microsoft-com:vml" xmlns:wp14="http://schemas.microsoft.com/office/word/2010/wordprocessingDrawing" xmlns:wp="http://schemas.openxmlformats.org/drawingml/2006/wordprocessingDrawing" xmlns:w10="urn:schemas-microsoft-com:office:word" xmlns:w="http://schemas.openxmlformats.org/wordprocessingml/2006/main" xmlns:w14="http://schemas.microsoft.com/office/word/2010/wordml" xmlns:w15="http://schemas.microsoft.com/office/word/2012/wordml" xmlns:w16cex="http://schemas.microsoft.com/office/word/2018/wordml/cex" xmlns:w16cid="http://schemas.microsoft.com/office/word/2016/wordml/cid" xmlns:w16="http://schemas.microsoft.com/office/word/2018/wordml" xmlns:w16sdtdh="http://schemas.microsoft.com/office/word/2020/wordml/sdtdatahash" xmlns:w16se="http://schemas.microsoft.com/office/word/2015/wordml/symex" xmlns:wpg="http://schemas.microsoft.com/office/word/2010/wordprocessingGroup" xmlns:wpi="http://schemas.microsoft.com/office/word/2010/wordprocessingInk" xmlns:wne="http://schemas.microsoft.com/office/word/2006/wordml" xmlns:wps="http://schemas.microsoft.com/office/word/2010/wordprocessingShape" mc:Ignorable="w14 w15 w16se w16cid w16 w16cex w16sdtdh wp14">
   <w:abstractNum w:abstractNumId="0" w15:restartNumberingAfterBreak="0">
@@ -5314,6 +6999,212 @@
     </w:lvl>
   </w:abstractNum>
   <w:abstractNum w:abstractNumId="2" w15:restartNumberingAfterBreak="0">
+    <w:nsid w:val="14C57A3F"/>
+    <w:multiLevelType w:val="hybridMultilevel"/>
+    <w:tmpl w:val="3496DC6A"/>
+    <w:lvl w:ilvl="0" w:tplc="353CCBC6">
+      <w:start w:val="7"/>
+      <w:numFmt w:val="decimal"/>
+      <w:lvlText w:val="%1."/>
+      <w:lvlJc w:val="left"/>
+      <w:pPr>
+        <w:ind w:left="720" w:hanging="360"/>
+      </w:pPr>
+      <w:rPr>
+        <w:rFonts w:hint="default"/>
+      </w:rPr>
+    </w:lvl>
+    <w:lvl w:ilvl="1" w:tplc="04090019" w:tentative="1">
+      <w:start w:val="1"/>
+      <w:numFmt w:val="lowerLetter"/>
+      <w:lvlText w:val="%2."/>
+      <w:lvlJc w:val="left"/>
+      <w:pPr>
+        <w:ind w:left="1440" w:hanging="360"/>
+      </w:pPr>
+    </w:lvl>
+    <w:lvl w:ilvl="2" w:tplc="0409001B" w:tentative="1">
+      <w:start w:val="1"/>
+      <w:numFmt w:val="lowerRoman"/>
+      <w:lvlText w:val="%3."/>
+      <w:lvlJc w:val="right"/>
+      <w:pPr>
+        <w:ind w:left="2160" w:hanging="180"/>
+      </w:pPr>
+    </w:lvl>
+    <w:lvl w:ilvl="3" w:tplc="0409000F" w:tentative="1">
+      <w:start w:val="1"/>
+      <w:numFmt w:val="decimal"/>
+      <w:lvlText w:val="%4."/>
+      <w:lvlJc w:val="left"/>
+      <w:pPr>
+        <w:ind w:left="2880" w:hanging="360"/>
+      </w:pPr>
+    </w:lvl>
+    <w:lvl w:ilvl="4" w:tplc="04090019" w:tentative="1">
+      <w:start w:val="1"/>
+      <w:numFmt w:val="lowerLetter"/>
+      <w:lvlText w:val="%5."/>
+      <w:lvlJc w:val="left"/>
+      <w:pPr>
+        <w:ind w:left="3600" w:hanging="360"/>
+      </w:pPr>
+    </w:lvl>
+    <w:lvl w:ilvl="5" w:tplc="0409001B" w:tentative="1">
+      <w:start w:val="1"/>
+      <w:numFmt w:val="lowerRoman"/>
+      <w:lvlText w:val="%6."/>
+      <w:lvlJc w:val="right"/>
+      <w:pPr>
+        <w:ind w:left="4320" w:hanging="180"/>
+      </w:pPr>
+    </w:lvl>
+    <w:lvl w:ilvl="6" w:tplc="0409000F" w:tentative="1">
+      <w:start w:val="1"/>
+      <w:numFmt w:val="decimal"/>
+      <w:lvlText w:val="%7."/>
+      <w:lvlJc w:val="left"/>
+      <w:pPr>
+        <w:ind w:left="5040" w:hanging="360"/>
+      </w:pPr>
+    </w:lvl>
+    <w:lvl w:ilvl="7" w:tplc="04090019" w:tentative="1">
+      <w:start w:val="1"/>
+      <w:numFmt w:val="lowerLetter"/>
+      <w:lvlText w:val="%8."/>
+      <w:lvlJc w:val="left"/>
+      <w:pPr>
+        <w:ind w:left="5760" w:hanging="360"/>
+      </w:pPr>
+    </w:lvl>
+    <w:lvl w:ilvl="8" w:tplc="0409001B" w:tentative="1">
+      <w:start w:val="1"/>
+      <w:numFmt w:val="lowerRoman"/>
+      <w:lvlText w:val="%9."/>
+      <w:lvlJc w:val="right"/>
+      <w:pPr>
+        <w:ind w:left="6480" w:hanging="180"/>
+      </w:pPr>
+    </w:lvl>
+  </w:abstractNum>
+  <w:abstractNum w:abstractNumId="3" w15:restartNumberingAfterBreak="0">
+    <w:nsid w:val="221E1D16"/>
+    <w:multiLevelType w:val="multilevel"/>
+    <w:tmpl w:val="E2D00040"/>
+    <w:lvl w:ilvl="0">
+      <w:start w:val="1"/>
+      <w:numFmt w:val="decimal"/>
+      <w:lvlText w:val="%1."/>
+      <w:lvlJc w:val="left"/>
+      <w:pPr>
+        <w:tabs>
+          <w:tab w:val="num" w:pos="720"/>
+        </w:tabs>
+        <w:ind w:left="720" w:hanging="360"/>
+      </w:pPr>
+    </w:lvl>
+    <w:lvl w:ilvl="1">
+      <w:start w:val="1"/>
+      <w:numFmt w:val="bullet"/>
+      <w:lvlText w:val="o"/>
+      <w:lvlJc w:val="left"/>
+      <w:pPr>
+        <w:tabs>
+          <w:tab w:val="num" w:pos="1440"/>
+        </w:tabs>
+        <w:ind w:left="1440" w:hanging="360"/>
+      </w:pPr>
+      <w:rPr>
+        <w:rFonts w:ascii="Courier New" w:hAnsi="Courier New" w:hint="default"/>
+        <w:sz w:val="20"/>
+      </w:rPr>
+    </w:lvl>
+    <w:lvl w:ilvl="2" w:tentative="1">
+      <w:start w:val="1"/>
+      <w:numFmt w:val="decimal"/>
+      <w:lvlText w:val="%3."/>
+      <w:lvlJc w:val="left"/>
+      <w:pPr>
+        <w:tabs>
+          <w:tab w:val="num" w:pos="2160"/>
+        </w:tabs>
+        <w:ind w:left="2160" w:hanging="360"/>
+      </w:pPr>
+    </w:lvl>
+    <w:lvl w:ilvl="3" w:tentative="1">
+      <w:start w:val="1"/>
+      <w:numFmt w:val="decimal"/>
+      <w:lvlText w:val="%4."/>
+      <w:lvlJc w:val="left"/>
+      <w:pPr>
+        <w:tabs>
+          <w:tab w:val="num" w:pos="2880"/>
+        </w:tabs>
+        <w:ind w:left="2880" w:hanging="360"/>
+      </w:pPr>
+    </w:lvl>
+    <w:lvl w:ilvl="4" w:tentative="1">
+      <w:start w:val="1"/>
+      <w:numFmt w:val="decimal"/>
+      <w:lvlText w:val="%5."/>
+      <w:lvlJc w:val="left"/>
+      <w:pPr>
+        <w:tabs>
+          <w:tab w:val="num" w:pos="3600"/>
+        </w:tabs>
+        <w:ind w:left="3600" w:hanging="360"/>
+      </w:pPr>
+    </w:lvl>
+    <w:lvl w:ilvl="5" w:tentative="1">
+      <w:start w:val="1"/>
+      <w:numFmt w:val="decimal"/>
+      <w:lvlText w:val="%6."/>
+      <w:lvlJc w:val="left"/>
+      <w:pPr>
+        <w:tabs>
+          <w:tab w:val="num" w:pos="4320"/>
+        </w:tabs>
+        <w:ind w:left="4320" w:hanging="360"/>
+      </w:pPr>
+    </w:lvl>
+    <w:lvl w:ilvl="6" w:tentative="1">
+      <w:start w:val="1"/>
+      <w:numFmt w:val="decimal"/>
+      <w:lvlText w:val="%7."/>
+      <w:lvlJc w:val="left"/>
+      <w:pPr>
+        <w:tabs>
+          <w:tab w:val="num" w:pos="5040"/>
+        </w:tabs>
+        <w:ind w:left="5040" w:hanging="360"/>
+      </w:pPr>
+    </w:lvl>
+    <w:lvl w:ilvl="7" w:tentative="1">
+      <w:start w:val="1"/>
+      <w:numFmt w:val="decimal"/>
+      <w:lvlText w:val="%8."/>
+      <w:lvlJc w:val="left"/>
+      <w:pPr>
+        <w:tabs>
+          <w:tab w:val="num" w:pos="5760"/>
+        </w:tabs>
+        <w:ind w:left="5760" w:hanging="360"/>
+      </w:pPr>
+    </w:lvl>
+    <w:lvl w:ilvl="8" w:tentative="1">
+      <w:start w:val="1"/>
+      <w:numFmt w:val="decimal"/>
+      <w:lvlText w:val="%9."/>
+      <w:lvlJc w:val="left"/>
+      <w:pPr>
+        <w:tabs>
+          <w:tab w:val="num" w:pos="6480"/>
+        </w:tabs>
+        <w:ind w:left="6480" w:hanging="360"/>
+      </w:pPr>
+    </w:lvl>
+  </w:abstractNum>
+  <w:abstractNum w:abstractNumId="4" w15:restartNumberingAfterBreak="0">
     <w:nsid w:val="2311018F"/>
     <w:multiLevelType w:val="multilevel"/>
     <w:tmpl w:val="E2D00040"/>
@@ -5430,12 +7321,12 @@
       </w:pPr>
     </w:lvl>
   </w:abstractNum>
-  <w:abstractNum w:abstractNumId="3" w15:restartNumberingAfterBreak="0">
-    <w:nsid w:val="43ED1C22"/>
+  <w:abstractNum w:abstractNumId="5" w15:restartNumberingAfterBreak="0">
+    <w:nsid w:val="2AA07F82"/>
     <w:multiLevelType w:val="hybridMultilevel"/>
-    <w:tmpl w:val="6284DAAE"/>
-    <w:lvl w:ilvl="0" w:tplc="0409000F">
-      <w:start w:val="1"/>
+    <w:tmpl w:val="08805CF2"/>
+    <w:lvl w:ilvl="0" w:tplc="513AB482">
+      <w:start w:val="13"/>
       <w:numFmt w:val="decimal"/>
       <w:lvlText w:val="%1."/>
       <w:lvlJc w:val="left"/>
@@ -5519,7 +7410,439 @@
       </w:pPr>
     </w:lvl>
   </w:abstractNum>
-  <w:abstractNum w:abstractNumId="4" w15:restartNumberingAfterBreak="0">
+  <w:abstractNum w:abstractNumId="6" w15:restartNumberingAfterBreak="0">
+    <w:nsid w:val="2F1565DE"/>
+    <w:multiLevelType w:val="multilevel"/>
+    <w:tmpl w:val="736A39A2"/>
+    <w:lvl w:ilvl="0">
+      <w:start w:val="7"/>
+      <w:numFmt w:val="decimal"/>
+      <w:lvlText w:val="%1."/>
+      <w:lvlJc w:val="left"/>
+      <w:pPr>
+        <w:tabs>
+          <w:tab w:val="num" w:pos="720"/>
+        </w:tabs>
+        <w:ind w:left="720" w:hanging="360"/>
+      </w:pPr>
+      <w:rPr>
+        <w:rFonts w:hint="default"/>
+      </w:rPr>
+    </w:lvl>
+    <w:lvl w:ilvl="1">
+      <w:start w:val="1"/>
+      <w:numFmt w:val="bullet"/>
+      <w:lvlText w:val="o"/>
+      <w:lvlJc w:val="left"/>
+      <w:pPr>
+        <w:tabs>
+          <w:tab w:val="num" w:pos="1440"/>
+        </w:tabs>
+        <w:ind w:left="1440" w:hanging="360"/>
+      </w:pPr>
+      <w:rPr>
+        <w:rFonts w:ascii="Courier New" w:hAnsi="Courier New" w:hint="default"/>
+        <w:sz w:val="20"/>
+      </w:rPr>
+    </w:lvl>
+    <w:lvl w:ilvl="2">
+      <w:start w:val="1"/>
+      <w:numFmt w:val="decimal"/>
+      <w:lvlText w:val="%3."/>
+      <w:lvlJc w:val="left"/>
+      <w:pPr>
+        <w:tabs>
+          <w:tab w:val="num" w:pos="2160"/>
+        </w:tabs>
+        <w:ind w:left="2160" w:hanging="360"/>
+      </w:pPr>
+      <w:rPr>
+        <w:rFonts w:hint="default"/>
+      </w:rPr>
+    </w:lvl>
+    <w:lvl w:ilvl="3">
+      <w:start w:val="1"/>
+      <w:numFmt w:val="decimal"/>
+      <w:lvlText w:val="%4."/>
+      <w:lvlJc w:val="left"/>
+      <w:pPr>
+        <w:tabs>
+          <w:tab w:val="num" w:pos="2880"/>
+        </w:tabs>
+        <w:ind w:left="2880" w:hanging="360"/>
+      </w:pPr>
+      <w:rPr>
+        <w:rFonts w:hint="default"/>
+      </w:rPr>
+    </w:lvl>
+    <w:lvl w:ilvl="4">
+      <w:start w:val="1"/>
+      <w:numFmt w:val="decimal"/>
+      <w:lvlText w:val="%5."/>
+      <w:lvlJc w:val="left"/>
+      <w:pPr>
+        <w:tabs>
+          <w:tab w:val="num" w:pos="3600"/>
+        </w:tabs>
+        <w:ind w:left="3600" w:hanging="360"/>
+      </w:pPr>
+      <w:rPr>
+        <w:rFonts w:hint="default"/>
+      </w:rPr>
+    </w:lvl>
+    <w:lvl w:ilvl="5">
+      <w:start w:val="1"/>
+      <w:numFmt w:val="decimal"/>
+      <w:lvlText w:val="%6."/>
+      <w:lvlJc w:val="left"/>
+      <w:pPr>
+        <w:tabs>
+          <w:tab w:val="num" w:pos="4320"/>
+        </w:tabs>
+        <w:ind w:left="4320" w:hanging="360"/>
+      </w:pPr>
+      <w:rPr>
+        <w:rFonts w:hint="default"/>
+      </w:rPr>
+    </w:lvl>
+    <w:lvl w:ilvl="6">
+      <w:start w:val="1"/>
+      <w:numFmt w:val="decimal"/>
+      <w:lvlText w:val="%7."/>
+      <w:lvlJc w:val="left"/>
+      <w:pPr>
+        <w:tabs>
+          <w:tab w:val="num" w:pos="5040"/>
+        </w:tabs>
+        <w:ind w:left="5040" w:hanging="360"/>
+      </w:pPr>
+      <w:rPr>
+        <w:rFonts w:hint="default"/>
+      </w:rPr>
+    </w:lvl>
+    <w:lvl w:ilvl="7">
+      <w:start w:val="1"/>
+      <w:numFmt w:val="decimal"/>
+      <w:lvlText w:val="%8."/>
+      <w:lvlJc w:val="left"/>
+      <w:pPr>
+        <w:tabs>
+          <w:tab w:val="num" w:pos="5760"/>
+        </w:tabs>
+        <w:ind w:left="5760" w:hanging="360"/>
+      </w:pPr>
+      <w:rPr>
+        <w:rFonts w:hint="default"/>
+      </w:rPr>
+    </w:lvl>
+    <w:lvl w:ilvl="8">
+      <w:start w:val="1"/>
+      <w:numFmt w:val="decimal"/>
+      <w:lvlText w:val="%9."/>
+      <w:lvlJc w:val="left"/>
+      <w:pPr>
+        <w:tabs>
+          <w:tab w:val="num" w:pos="6480"/>
+        </w:tabs>
+        <w:ind w:left="6480" w:hanging="360"/>
+      </w:pPr>
+      <w:rPr>
+        <w:rFonts w:hint="default"/>
+      </w:rPr>
+    </w:lvl>
+  </w:abstractNum>
+  <w:abstractNum w:abstractNumId="7" w15:restartNumberingAfterBreak="0">
+    <w:nsid w:val="315016A3"/>
+    <w:multiLevelType w:val="hybridMultilevel"/>
+    <w:tmpl w:val="64520B14"/>
+    <w:lvl w:ilvl="0" w:tplc="1604E832">
+      <w:start w:val="1"/>
+      <w:numFmt w:val="decimal"/>
+      <w:lvlText w:val="%1."/>
+      <w:lvlJc w:val="left"/>
+      <w:pPr>
+        <w:ind w:left="720" w:hanging="360"/>
+      </w:pPr>
+      <w:rPr>
+        <w:rFonts w:hint="default"/>
+      </w:rPr>
+    </w:lvl>
+    <w:lvl w:ilvl="1" w:tplc="04090019" w:tentative="1">
+      <w:start w:val="1"/>
+      <w:numFmt w:val="lowerLetter"/>
+      <w:lvlText w:val="%2."/>
+      <w:lvlJc w:val="left"/>
+      <w:pPr>
+        <w:ind w:left="1440" w:hanging="360"/>
+      </w:pPr>
+    </w:lvl>
+    <w:lvl w:ilvl="2" w:tplc="0409001B" w:tentative="1">
+      <w:start w:val="1"/>
+      <w:numFmt w:val="lowerRoman"/>
+      <w:lvlText w:val="%3."/>
+      <w:lvlJc w:val="right"/>
+      <w:pPr>
+        <w:ind w:left="2160" w:hanging="180"/>
+      </w:pPr>
+    </w:lvl>
+    <w:lvl w:ilvl="3" w:tplc="0409000F" w:tentative="1">
+      <w:start w:val="1"/>
+      <w:numFmt w:val="decimal"/>
+      <w:lvlText w:val="%4."/>
+      <w:lvlJc w:val="left"/>
+      <w:pPr>
+        <w:ind w:left="2880" w:hanging="360"/>
+      </w:pPr>
+    </w:lvl>
+    <w:lvl w:ilvl="4" w:tplc="04090019" w:tentative="1">
+      <w:start w:val="1"/>
+      <w:numFmt w:val="lowerLetter"/>
+      <w:lvlText w:val="%5."/>
+      <w:lvlJc w:val="left"/>
+      <w:pPr>
+        <w:ind w:left="3600" w:hanging="360"/>
+      </w:pPr>
+    </w:lvl>
+    <w:lvl w:ilvl="5" w:tplc="0409001B" w:tentative="1">
+      <w:start w:val="1"/>
+      <w:numFmt w:val="lowerRoman"/>
+      <w:lvlText w:val="%6."/>
+      <w:lvlJc w:val="right"/>
+      <w:pPr>
+        <w:ind w:left="4320" w:hanging="180"/>
+      </w:pPr>
+    </w:lvl>
+    <w:lvl w:ilvl="6" w:tplc="0409000F" w:tentative="1">
+      <w:start w:val="1"/>
+      <w:numFmt w:val="decimal"/>
+      <w:lvlText w:val="%7."/>
+      <w:lvlJc w:val="left"/>
+      <w:pPr>
+        <w:ind w:left="5040" w:hanging="360"/>
+      </w:pPr>
+    </w:lvl>
+    <w:lvl w:ilvl="7" w:tplc="04090019" w:tentative="1">
+      <w:start w:val="1"/>
+      <w:numFmt w:val="lowerLetter"/>
+      <w:lvlText w:val="%8."/>
+      <w:lvlJc w:val="left"/>
+      <w:pPr>
+        <w:ind w:left="5760" w:hanging="360"/>
+      </w:pPr>
+    </w:lvl>
+    <w:lvl w:ilvl="8" w:tplc="0409001B" w:tentative="1">
+      <w:start w:val="1"/>
+      <w:numFmt w:val="lowerRoman"/>
+      <w:lvlText w:val="%9."/>
+      <w:lvlJc w:val="right"/>
+      <w:pPr>
+        <w:ind w:left="6480" w:hanging="180"/>
+      </w:pPr>
+    </w:lvl>
+  </w:abstractNum>
+  <w:abstractNum w:abstractNumId="8" w15:restartNumberingAfterBreak="0">
+    <w:nsid w:val="3FBF44A4"/>
+    <w:multiLevelType w:val="hybridMultilevel"/>
+    <w:tmpl w:val="18F60FD0"/>
+    <w:lvl w:ilvl="0" w:tplc="04090001">
+      <w:start w:val="1"/>
+      <w:numFmt w:val="bullet"/>
+      <w:lvlText w:val=""/>
+      <w:lvlJc w:val="left"/>
+      <w:pPr>
+        <w:ind w:left="1440" w:hanging="360"/>
+      </w:pPr>
+      <w:rPr>
+        <w:rFonts w:ascii="Symbol" w:hAnsi="Symbol" w:hint="default"/>
+      </w:rPr>
+    </w:lvl>
+    <w:lvl w:ilvl="1" w:tplc="04090003" w:tentative="1">
+      <w:start w:val="1"/>
+      <w:numFmt w:val="bullet"/>
+      <w:lvlText w:val="o"/>
+      <w:lvlJc w:val="left"/>
+      <w:pPr>
+        <w:ind w:left="2160" w:hanging="360"/>
+      </w:pPr>
+      <w:rPr>
+        <w:rFonts w:ascii="Courier New" w:hAnsi="Courier New" w:cs="Courier New" w:hint="default"/>
+      </w:rPr>
+    </w:lvl>
+    <w:lvl w:ilvl="2" w:tplc="04090005" w:tentative="1">
+      <w:start w:val="1"/>
+      <w:numFmt w:val="bullet"/>
+      <w:lvlText w:val=""/>
+      <w:lvlJc w:val="left"/>
+      <w:pPr>
+        <w:ind w:left="2880" w:hanging="360"/>
+      </w:pPr>
+      <w:rPr>
+        <w:rFonts w:ascii="Wingdings" w:hAnsi="Wingdings" w:hint="default"/>
+      </w:rPr>
+    </w:lvl>
+    <w:lvl w:ilvl="3" w:tplc="04090001" w:tentative="1">
+      <w:start w:val="1"/>
+      <w:numFmt w:val="bullet"/>
+      <w:lvlText w:val=""/>
+      <w:lvlJc w:val="left"/>
+      <w:pPr>
+        <w:ind w:left="3600" w:hanging="360"/>
+      </w:pPr>
+      <w:rPr>
+        <w:rFonts w:ascii="Symbol" w:hAnsi="Symbol" w:hint="default"/>
+      </w:rPr>
+    </w:lvl>
+    <w:lvl w:ilvl="4" w:tplc="04090003" w:tentative="1">
+      <w:start w:val="1"/>
+      <w:numFmt w:val="bullet"/>
+      <w:lvlText w:val="o"/>
+      <w:lvlJc w:val="left"/>
+      <w:pPr>
+        <w:ind w:left="4320" w:hanging="360"/>
+      </w:pPr>
+      <w:rPr>
+        <w:rFonts w:ascii="Courier New" w:hAnsi="Courier New" w:cs="Courier New" w:hint="default"/>
+      </w:rPr>
+    </w:lvl>
+    <w:lvl w:ilvl="5" w:tplc="04090005" w:tentative="1">
+      <w:start w:val="1"/>
+      <w:numFmt w:val="bullet"/>
+      <w:lvlText w:val=""/>
+      <w:lvlJc w:val="left"/>
+      <w:pPr>
+        <w:ind w:left="5040" w:hanging="360"/>
+      </w:pPr>
+      <w:rPr>
+        <w:rFonts w:ascii="Wingdings" w:hAnsi="Wingdings" w:hint="default"/>
+      </w:rPr>
+    </w:lvl>
+    <w:lvl w:ilvl="6" w:tplc="04090001" w:tentative="1">
+      <w:start w:val="1"/>
+      <w:numFmt w:val="bullet"/>
+      <w:lvlText w:val=""/>
+      <w:lvlJc w:val="left"/>
+      <w:pPr>
+        <w:ind w:left="5760" w:hanging="360"/>
+      </w:pPr>
+      <w:rPr>
+        <w:rFonts w:ascii="Symbol" w:hAnsi="Symbol" w:hint="default"/>
+      </w:rPr>
+    </w:lvl>
+    <w:lvl w:ilvl="7" w:tplc="04090003" w:tentative="1">
+      <w:start w:val="1"/>
+      <w:numFmt w:val="bullet"/>
+      <w:lvlText w:val="o"/>
+      <w:lvlJc w:val="left"/>
+      <w:pPr>
+        <w:ind w:left="6480" w:hanging="360"/>
+      </w:pPr>
+      <w:rPr>
+        <w:rFonts w:ascii="Courier New" w:hAnsi="Courier New" w:cs="Courier New" w:hint="default"/>
+      </w:rPr>
+    </w:lvl>
+    <w:lvl w:ilvl="8" w:tplc="04090005" w:tentative="1">
+      <w:start w:val="1"/>
+      <w:numFmt w:val="bullet"/>
+      <w:lvlText w:val=""/>
+      <w:lvlJc w:val="left"/>
+      <w:pPr>
+        <w:ind w:left="7200" w:hanging="360"/>
+      </w:pPr>
+      <w:rPr>
+        <w:rFonts w:ascii="Wingdings" w:hAnsi="Wingdings" w:hint="default"/>
+      </w:rPr>
+    </w:lvl>
+  </w:abstractNum>
+  <w:abstractNum w:abstractNumId="9" w15:restartNumberingAfterBreak="0">
+    <w:nsid w:val="43ED1C22"/>
+    <w:multiLevelType w:val="hybridMultilevel"/>
+    <w:tmpl w:val="56D23FC0"/>
+    <w:lvl w:ilvl="0" w:tplc="0409000F">
+      <w:start w:val="1"/>
+      <w:numFmt w:val="decimal"/>
+      <w:lvlText w:val="%1."/>
+      <w:lvlJc w:val="left"/>
+      <w:pPr>
+        <w:ind w:left="720" w:hanging="360"/>
+      </w:pPr>
+      <w:rPr>
+        <w:rFonts w:hint="default"/>
+      </w:rPr>
+    </w:lvl>
+    <w:lvl w:ilvl="1" w:tplc="04090019" w:tentative="1">
+      <w:start w:val="1"/>
+      <w:numFmt w:val="lowerLetter"/>
+      <w:lvlText w:val="%2."/>
+      <w:lvlJc w:val="left"/>
+      <w:pPr>
+        <w:ind w:left="1440" w:hanging="360"/>
+      </w:pPr>
+    </w:lvl>
+    <w:lvl w:ilvl="2" w:tplc="0409001B" w:tentative="1">
+      <w:start w:val="1"/>
+      <w:numFmt w:val="lowerRoman"/>
+      <w:lvlText w:val="%3."/>
+      <w:lvlJc w:val="right"/>
+      <w:pPr>
+        <w:ind w:left="2160" w:hanging="180"/>
+      </w:pPr>
+    </w:lvl>
+    <w:lvl w:ilvl="3" w:tplc="0409000F" w:tentative="1">
+      <w:start w:val="1"/>
+      <w:numFmt w:val="decimal"/>
+      <w:lvlText w:val="%4."/>
+      <w:lvlJc w:val="left"/>
+      <w:pPr>
+        <w:ind w:left="2880" w:hanging="360"/>
+      </w:pPr>
+    </w:lvl>
+    <w:lvl w:ilvl="4" w:tplc="04090019" w:tentative="1">
+      <w:start w:val="1"/>
+      <w:numFmt w:val="lowerLetter"/>
+      <w:lvlText w:val="%5."/>
+      <w:lvlJc w:val="left"/>
+      <w:pPr>
+        <w:ind w:left="3600" w:hanging="360"/>
+      </w:pPr>
+    </w:lvl>
+    <w:lvl w:ilvl="5" w:tplc="0409001B" w:tentative="1">
+      <w:start w:val="1"/>
+      <w:numFmt w:val="lowerRoman"/>
+      <w:lvlText w:val="%6."/>
+      <w:lvlJc w:val="right"/>
+      <w:pPr>
+        <w:ind w:left="4320" w:hanging="180"/>
+      </w:pPr>
+    </w:lvl>
+    <w:lvl w:ilvl="6" w:tplc="0409000F" w:tentative="1">
+      <w:start w:val="1"/>
+      <w:numFmt w:val="decimal"/>
+      <w:lvlText w:val="%7."/>
+      <w:lvlJc w:val="left"/>
+      <w:pPr>
+        <w:ind w:left="5040" w:hanging="360"/>
+      </w:pPr>
+    </w:lvl>
+    <w:lvl w:ilvl="7" w:tplc="04090019" w:tentative="1">
+      <w:start w:val="1"/>
+      <w:numFmt w:val="lowerLetter"/>
+      <w:lvlText w:val="%8."/>
+      <w:lvlJc w:val="left"/>
+      <w:pPr>
+        <w:ind w:left="5760" w:hanging="360"/>
+      </w:pPr>
+    </w:lvl>
+    <w:lvl w:ilvl="8" w:tplc="0409001B" w:tentative="1">
+      <w:start w:val="1"/>
+      <w:numFmt w:val="lowerRoman"/>
+      <w:lvlText w:val="%9."/>
+      <w:lvlJc w:val="right"/>
+      <w:pPr>
+        <w:ind w:left="6480" w:hanging="180"/>
+      </w:pPr>
+    </w:lvl>
+  </w:abstractNum>
+  <w:abstractNum w:abstractNumId="10" w15:restartNumberingAfterBreak="0">
     <w:nsid w:val="54B7317E"/>
     <w:multiLevelType w:val="multilevel"/>
     <w:tmpl w:val="E2D00040"/>
@@ -5636,7 +7959,7 @@
       </w:pPr>
     </w:lvl>
   </w:abstractNum>
-  <w:abstractNum w:abstractNumId="5" w15:restartNumberingAfterBreak="0">
+  <w:abstractNum w:abstractNumId="11" w15:restartNumberingAfterBreak="0">
     <w:nsid w:val="56EC601B"/>
     <w:multiLevelType w:val="multilevel"/>
     <w:tmpl w:val="5E1CEC50"/>
@@ -5785,7 +8108,7 @@
       </w:rPr>
     </w:lvl>
   </w:abstractNum>
-  <w:abstractNum w:abstractNumId="6" w15:restartNumberingAfterBreak="0">
+  <w:abstractNum w:abstractNumId="12" w15:restartNumberingAfterBreak="0">
     <w:nsid w:val="5BEE0D96"/>
     <w:multiLevelType w:val="multilevel"/>
     <w:tmpl w:val="E18098FC"/>
@@ -5934,7 +8257,7 @@
       </w:rPr>
     </w:lvl>
   </w:abstractNum>
-  <w:abstractNum w:abstractNumId="7" w15:restartNumberingAfterBreak="0">
+  <w:abstractNum w:abstractNumId="13" w15:restartNumberingAfterBreak="0">
     <w:nsid w:val="5FBB5CEC"/>
     <w:multiLevelType w:val="hybridMultilevel"/>
     <w:tmpl w:val="0C0A38D8"/>
@@ -6047,120 +8370,233 @@
       </w:rPr>
     </w:lvl>
   </w:abstractNum>
-  <w:abstractNum w:abstractNumId="8" w15:restartNumberingAfterBreak="0">
+  <w:abstractNum w:abstractNumId="14" w15:restartNumberingAfterBreak="0">
+    <w:nsid w:val="67880EC0"/>
+    <w:multiLevelType w:val="hybridMultilevel"/>
+    <w:tmpl w:val="FF1A2C6C"/>
+    <w:lvl w:ilvl="0" w:tplc="04090001">
+      <w:start w:val="1"/>
+      <w:numFmt w:val="bullet"/>
+      <w:lvlText w:val=""/>
+      <w:lvlJc w:val="left"/>
+      <w:pPr>
+        <w:ind w:left="720" w:hanging="360"/>
+      </w:pPr>
+      <w:rPr>
+        <w:rFonts w:ascii="Symbol" w:hAnsi="Symbol" w:hint="default"/>
+      </w:rPr>
+    </w:lvl>
+    <w:lvl w:ilvl="1" w:tplc="04090003" w:tentative="1">
+      <w:start w:val="1"/>
+      <w:numFmt w:val="bullet"/>
+      <w:lvlText w:val="o"/>
+      <w:lvlJc w:val="left"/>
+      <w:pPr>
+        <w:ind w:left="1440" w:hanging="360"/>
+      </w:pPr>
+      <w:rPr>
+        <w:rFonts w:ascii="Courier New" w:hAnsi="Courier New" w:cs="Courier New" w:hint="default"/>
+      </w:rPr>
+    </w:lvl>
+    <w:lvl w:ilvl="2" w:tplc="04090005" w:tentative="1">
+      <w:start w:val="1"/>
+      <w:numFmt w:val="bullet"/>
+      <w:lvlText w:val=""/>
+      <w:lvlJc w:val="left"/>
+      <w:pPr>
+        <w:ind w:left="2160" w:hanging="360"/>
+      </w:pPr>
+      <w:rPr>
+        <w:rFonts w:ascii="Wingdings" w:hAnsi="Wingdings" w:hint="default"/>
+      </w:rPr>
+    </w:lvl>
+    <w:lvl w:ilvl="3" w:tplc="04090001" w:tentative="1">
+      <w:start w:val="1"/>
+      <w:numFmt w:val="bullet"/>
+      <w:lvlText w:val=""/>
+      <w:lvlJc w:val="left"/>
+      <w:pPr>
+        <w:ind w:left="2880" w:hanging="360"/>
+      </w:pPr>
+      <w:rPr>
+        <w:rFonts w:ascii="Symbol" w:hAnsi="Symbol" w:hint="default"/>
+      </w:rPr>
+    </w:lvl>
+    <w:lvl w:ilvl="4" w:tplc="04090003" w:tentative="1">
+      <w:start w:val="1"/>
+      <w:numFmt w:val="bullet"/>
+      <w:lvlText w:val="o"/>
+      <w:lvlJc w:val="left"/>
+      <w:pPr>
+        <w:ind w:left="3600" w:hanging="360"/>
+      </w:pPr>
+      <w:rPr>
+        <w:rFonts w:ascii="Courier New" w:hAnsi="Courier New" w:cs="Courier New" w:hint="default"/>
+      </w:rPr>
+    </w:lvl>
+    <w:lvl w:ilvl="5" w:tplc="04090005" w:tentative="1">
+      <w:start w:val="1"/>
+      <w:numFmt w:val="bullet"/>
+      <w:lvlText w:val=""/>
+      <w:lvlJc w:val="left"/>
+      <w:pPr>
+        <w:ind w:left="4320" w:hanging="360"/>
+      </w:pPr>
+      <w:rPr>
+        <w:rFonts w:ascii="Wingdings" w:hAnsi="Wingdings" w:hint="default"/>
+      </w:rPr>
+    </w:lvl>
+    <w:lvl w:ilvl="6" w:tplc="04090001" w:tentative="1">
+      <w:start w:val="1"/>
+      <w:numFmt w:val="bullet"/>
+      <w:lvlText w:val=""/>
+      <w:lvlJc w:val="left"/>
+      <w:pPr>
+        <w:ind w:left="5040" w:hanging="360"/>
+      </w:pPr>
+      <w:rPr>
+        <w:rFonts w:ascii="Symbol" w:hAnsi="Symbol" w:hint="default"/>
+      </w:rPr>
+    </w:lvl>
+    <w:lvl w:ilvl="7" w:tplc="04090003" w:tentative="1">
+      <w:start w:val="1"/>
+      <w:numFmt w:val="bullet"/>
+      <w:lvlText w:val="o"/>
+      <w:lvlJc w:val="left"/>
+      <w:pPr>
+        <w:ind w:left="5760" w:hanging="360"/>
+      </w:pPr>
+      <w:rPr>
+        <w:rFonts w:ascii="Courier New" w:hAnsi="Courier New" w:cs="Courier New" w:hint="default"/>
+      </w:rPr>
+    </w:lvl>
+    <w:lvl w:ilvl="8" w:tplc="04090005" w:tentative="1">
+      <w:start w:val="1"/>
+      <w:numFmt w:val="bullet"/>
+      <w:lvlText w:val=""/>
+      <w:lvlJc w:val="left"/>
+      <w:pPr>
+        <w:ind w:left="6480" w:hanging="360"/>
+      </w:pPr>
+      <w:rPr>
+        <w:rFonts w:ascii="Wingdings" w:hAnsi="Wingdings" w:hint="default"/>
+      </w:rPr>
+    </w:lvl>
+  </w:abstractNum>
+  <w:abstractNum w:abstractNumId="15" w15:restartNumberingAfterBreak="0">
     <w:nsid w:val="69CD2EC8"/>
     <w:multiLevelType w:val="hybridMultilevel"/>
-    <w:tmpl w:val="B52E1786"/>
-    <w:lvl w:ilvl="0" w:tplc="04090001">
+    <w:tmpl w:val="53102748"/>
+    <w:lvl w:ilvl="0" w:tplc="353CCBC6">
+      <w:start w:val="7"/>
+      <w:numFmt w:val="decimal"/>
+      <w:lvlText w:val="%1."/>
+      <w:lvlJc w:val="left"/>
+      <w:pPr>
+        <w:ind w:left="720" w:hanging="360"/>
+      </w:pPr>
+      <w:rPr>
+        <w:rFonts w:hint="default"/>
+      </w:rPr>
+    </w:lvl>
+    <w:lvl w:ilvl="1" w:tplc="04090001">
       <w:start w:val="1"/>
       <w:numFmt w:val="bullet"/>
       <w:lvlText w:val=""/>
       <w:lvlJc w:val="left"/>
       <w:pPr>
-        <w:ind w:left="720" w:hanging="360"/>
+        <w:ind w:left="1440" w:hanging="360"/>
       </w:pPr>
       <w:rPr>
         <w:rFonts w:ascii="Symbol" w:hAnsi="Symbol" w:hint="default"/>
       </w:rPr>
     </w:lvl>
-    <w:lvl w:ilvl="1" w:tplc="04090003" w:tentative="1">
+    <w:lvl w:ilvl="2" w:tplc="04090005" w:tentative="1">
+      <w:start w:val="1"/>
+      <w:numFmt w:val="bullet"/>
+      <w:lvlText w:val=""/>
+      <w:lvlJc w:val="left"/>
+      <w:pPr>
+        <w:ind w:left="2160" w:hanging="360"/>
+      </w:pPr>
+      <w:rPr>
+        <w:rFonts w:ascii="Wingdings" w:hAnsi="Wingdings" w:hint="default"/>
+      </w:rPr>
+    </w:lvl>
+    <w:lvl w:ilvl="3" w:tplc="04090001" w:tentative="1">
+      <w:start w:val="1"/>
+      <w:numFmt w:val="bullet"/>
+      <w:lvlText w:val=""/>
+      <w:lvlJc w:val="left"/>
+      <w:pPr>
+        <w:ind w:left="2880" w:hanging="360"/>
+      </w:pPr>
+      <w:rPr>
+        <w:rFonts w:ascii="Symbol" w:hAnsi="Symbol" w:hint="default"/>
+      </w:rPr>
+    </w:lvl>
+    <w:lvl w:ilvl="4" w:tplc="04090003" w:tentative="1">
       <w:start w:val="1"/>
       <w:numFmt w:val="bullet"/>
       <w:lvlText w:val="o"/>
       <w:lvlJc w:val="left"/>
       <w:pPr>
-        <w:ind w:left="1440" w:hanging="360"/>
+        <w:ind w:left="3600" w:hanging="360"/>
       </w:pPr>
       <w:rPr>
         <w:rFonts w:ascii="Courier New" w:hAnsi="Courier New" w:cs="Courier New" w:hint="default"/>
       </w:rPr>
     </w:lvl>
-    <w:lvl w:ilvl="2" w:tplc="04090005" w:tentative="1">
+    <w:lvl w:ilvl="5" w:tplc="04090005" w:tentative="1">
       <w:start w:val="1"/>
       <w:numFmt w:val="bullet"/>
       <w:lvlText w:val=""/>
       <w:lvlJc w:val="left"/>
       <w:pPr>
-        <w:ind w:left="2160" w:hanging="360"/>
+        <w:ind w:left="4320" w:hanging="360"/>
       </w:pPr>
       <w:rPr>
         <w:rFonts w:ascii="Wingdings" w:hAnsi="Wingdings" w:hint="default"/>
       </w:rPr>
     </w:lvl>
-    <w:lvl w:ilvl="3" w:tplc="04090001" w:tentative="1">
+    <w:lvl w:ilvl="6" w:tplc="04090001" w:tentative="1">
       <w:start w:val="1"/>
       <w:numFmt w:val="bullet"/>
       <w:lvlText w:val=""/>
       <w:lvlJc w:val="left"/>
       <w:pPr>
-        <w:ind w:left="2880" w:hanging="360"/>
+        <w:ind w:left="5040" w:hanging="360"/>
       </w:pPr>
       <w:rPr>
         <w:rFonts w:ascii="Symbol" w:hAnsi="Symbol" w:hint="default"/>
       </w:rPr>
     </w:lvl>
-    <w:lvl w:ilvl="4" w:tplc="04090003" w:tentative="1">
+    <w:lvl w:ilvl="7" w:tplc="04090003" w:tentative="1">
       <w:start w:val="1"/>
       <w:numFmt w:val="bullet"/>
       <w:lvlText w:val="o"/>
       <w:lvlJc w:val="left"/>
       <w:pPr>
-        <w:ind w:left="3600" w:hanging="360"/>
+        <w:ind w:left="5760" w:hanging="360"/>
       </w:pPr>
       <w:rPr>
         <w:rFonts w:ascii="Courier New" w:hAnsi="Courier New" w:cs="Courier New" w:hint="default"/>
       </w:rPr>
     </w:lvl>
-    <w:lvl w:ilvl="5" w:tplc="04090005" w:tentative="1">
+    <w:lvl w:ilvl="8" w:tplc="04090005" w:tentative="1">
       <w:start w:val="1"/>
       <w:numFmt w:val="bullet"/>
       <w:lvlText w:val=""/>
       <w:lvlJc w:val="left"/>
       <w:pPr>
-        <w:ind w:left="4320" w:hanging="360"/>
+        <w:ind w:left="6480" w:hanging="360"/>
       </w:pPr>
       <w:rPr>
         <w:rFonts w:ascii="Wingdings" w:hAnsi="Wingdings" w:hint="default"/>
       </w:rPr>
     </w:lvl>
-    <w:lvl w:ilvl="6" w:tplc="04090001" w:tentative="1">
-      <w:start w:val="1"/>
-      <w:numFmt w:val="bullet"/>
-      <w:lvlText w:val=""/>
-      <w:lvlJc w:val="left"/>
-      <w:pPr>
-        <w:ind w:left="5040" w:hanging="360"/>
-      </w:pPr>
-      <w:rPr>
-        <w:rFonts w:ascii="Symbol" w:hAnsi="Symbol" w:hint="default"/>
-      </w:rPr>
-    </w:lvl>
-    <w:lvl w:ilvl="7" w:tplc="04090003" w:tentative="1">
-      <w:start w:val="1"/>
-      <w:numFmt w:val="bullet"/>
-      <w:lvlText w:val="o"/>
-      <w:lvlJc w:val="left"/>
-      <w:pPr>
-        <w:ind w:left="5760" w:hanging="360"/>
-      </w:pPr>
-      <w:rPr>
-        <w:rFonts w:ascii="Courier New" w:hAnsi="Courier New" w:cs="Courier New" w:hint="default"/>
-      </w:rPr>
-    </w:lvl>
-    <w:lvl w:ilvl="8" w:tplc="04090005" w:tentative="1">
-      <w:start w:val="1"/>
-      <w:numFmt w:val="bullet"/>
-      <w:lvlText w:val=""/>
-      <w:lvlJc w:val="left"/>
-      <w:pPr>
-        <w:ind w:left="6480" w:hanging="360"/>
-      </w:pPr>
-      <w:rPr>
-        <w:rFonts w:ascii="Wingdings" w:hAnsi="Wingdings" w:hint="default"/>
-      </w:rPr>
-    </w:lvl>
   </w:abstractNum>
-  <w:abstractNum w:abstractNumId="9" w15:restartNumberingAfterBreak="0">
+  <w:abstractNum w:abstractNumId="16" w15:restartNumberingAfterBreak="0">
     <w:nsid w:val="6B0B6269"/>
     <w:multiLevelType w:val="multilevel"/>
     <w:tmpl w:val="2B7EDFDA"/>
@@ -6309,7 +8745,120 @@
       </w:rPr>
     </w:lvl>
   </w:abstractNum>
-  <w:abstractNum w:abstractNumId="10" w15:restartNumberingAfterBreak="0">
+  <w:abstractNum w:abstractNumId="17" w15:restartNumberingAfterBreak="0">
+    <w:nsid w:val="73B949D4"/>
+    <w:multiLevelType w:val="hybridMultilevel"/>
+    <w:tmpl w:val="4B88226E"/>
+    <w:lvl w:ilvl="0" w:tplc="04090001">
+      <w:start w:val="1"/>
+      <w:numFmt w:val="bullet"/>
+      <w:lvlText w:val=""/>
+      <w:lvlJc w:val="left"/>
+      <w:pPr>
+        <w:ind w:left="1080" w:hanging="360"/>
+      </w:pPr>
+      <w:rPr>
+        <w:rFonts w:ascii="Symbol" w:hAnsi="Symbol" w:hint="default"/>
+      </w:rPr>
+    </w:lvl>
+    <w:lvl w:ilvl="1" w:tplc="04090003" w:tentative="1">
+      <w:start w:val="1"/>
+      <w:numFmt w:val="bullet"/>
+      <w:lvlText w:val="o"/>
+      <w:lvlJc w:val="left"/>
+      <w:pPr>
+        <w:ind w:left="1800" w:hanging="360"/>
+      </w:pPr>
+      <w:rPr>
+        <w:rFonts w:ascii="Courier New" w:hAnsi="Courier New" w:cs="Courier New" w:hint="default"/>
+      </w:rPr>
+    </w:lvl>
+    <w:lvl w:ilvl="2" w:tplc="04090005" w:tentative="1">
+      <w:start w:val="1"/>
+      <w:numFmt w:val="bullet"/>
+      <w:lvlText w:val=""/>
+      <w:lvlJc w:val="left"/>
+      <w:pPr>
+        <w:ind w:left="2520" w:hanging="360"/>
+      </w:pPr>
+      <w:rPr>
+        <w:rFonts w:ascii="Wingdings" w:hAnsi="Wingdings" w:hint="default"/>
+      </w:rPr>
+    </w:lvl>
+    <w:lvl w:ilvl="3" w:tplc="04090001" w:tentative="1">
+      <w:start w:val="1"/>
+      <w:numFmt w:val="bullet"/>
+      <w:lvlText w:val=""/>
+      <w:lvlJc w:val="left"/>
+      <w:pPr>
+        <w:ind w:left="3240" w:hanging="360"/>
+      </w:pPr>
+      <w:rPr>
+        <w:rFonts w:ascii="Symbol" w:hAnsi="Symbol" w:hint="default"/>
+      </w:rPr>
+    </w:lvl>
+    <w:lvl w:ilvl="4" w:tplc="04090003" w:tentative="1">
+      <w:start w:val="1"/>
+      <w:numFmt w:val="bullet"/>
+      <w:lvlText w:val="o"/>
+      <w:lvlJc w:val="left"/>
+      <w:pPr>
+        <w:ind w:left="3960" w:hanging="360"/>
+      </w:pPr>
+      <w:rPr>
+        <w:rFonts w:ascii="Courier New" w:hAnsi="Courier New" w:cs="Courier New" w:hint="default"/>
+      </w:rPr>
+    </w:lvl>
+    <w:lvl w:ilvl="5" w:tplc="04090005" w:tentative="1">
+      <w:start w:val="1"/>
+      <w:numFmt w:val="bullet"/>
+      <w:lvlText w:val=""/>
+      <w:lvlJc w:val="left"/>
+      <w:pPr>
+        <w:ind w:left="4680" w:hanging="360"/>
+      </w:pPr>
+      <w:rPr>
+        <w:rFonts w:ascii="Wingdings" w:hAnsi="Wingdings" w:hint="default"/>
+      </w:rPr>
+    </w:lvl>
+    <w:lvl w:ilvl="6" w:tplc="04090001" w:tentative="1">
+      <w:start w:val="1"/>
+      <w:numFmt w:val="bullet"/>
+      <w:lvlText w:val=""/>
+      <w:lvlJc w:val="left"/>
+      <w:pPr>
+        <w:ind w:left="5400" w:hanging="360"/>
+      </w:pPr>
+      <w:rPr>
+        <w:rFonts w:ascii="Symbol" w:hAnsi="Symbol" w:hint="default"/>
+      </w:rPr>
+    </w:lvl>
+    <w:lvl w:ilvl="7" w:tplc="04090003" w:tentative="1">
+      <w:start w:val="1"/>
+      <w:numFmt w:val="bullet"/>
+      <w:lvlText w:val="o"/>
+      <w:lvlJc w:val="left"/>
+      <w:pPr>
+        <w:ind w:left="6120" w:hanging="360"/>
+      </w:pPr>
+      <w:rPr>
+        <w:rFonts w:ascii="Courier New" w:hAnsi="Courier New" w:cs="Courier New" w:hint="default"/>
+      </w:rPr>
+    </w:lvl>
+    <w:lvl w:ilvl="8" w:tplc="04090005" w:tentative="1">
+      <w:start w:val="1"/>
+      <w:numFmt w:val="bullet"/>
+      <w:lvlText w:val=""/>
+      <w:lvlJc w:val="left"/>
+      <w:pPr>
+        <w:ind w:left="6840" w:hanging="360"/>
+      </w:pPr>
+      <w:rPr>
+        <w:rFonts w:ascii="Wingdings" w:hAnsi="Wingdings" w:hint="default"/>
+      </w:rPr>
+    </w:lvl>
+  </w:abstractNum>
+  <w:abstractNum w:abstractNumId="18" w15:restartNumberingAfterBreak="0">
     <w:nsid w:val="75E9473F"/>
     <w:multiLevelType w:val="multilevel"/>
     <w:tmpl w:val="E2D00040"/>
@@ -6424,40 +8973,180 @@
         </w:tabs>
         <w:ind w:left="6480" w:hanging="360"/>
       </w:pPr>
+    </w:lvl>
+  </w:abstractNum>
+  <w:abstractNum w:abstractNumId="19" w15:restartNumberingAfterBreak="0">
+    <w:nsid w:val="7C6A4468"/>
+    <w:multiLevelType w:val="hybridMultilevel"/>
+    <w:tmpl w:val="A0D23072"/>
+    <w:lvl w:ilvl="0" w:tplc="353CCBC6">
+      <w:start w:val="7"/>
+      <w:numFmt w:val="decimal"/>
+      <w:lvlText w:val="%1."/>
+      <w:lvlJc w:val="left"/>
+      <w:pPr>
+        <w:ind w:left="720" w:hanging="360"/>
+      </w:pPr>
+      <w:rPr>
+        <w:rFonts w:hint="default"/>
+      </w:rPr>
+    </w:lvl>
+    <w:lvl w:ilvl="1" w:tplc="04090001">
+      <w:start w:val="1"/>
+      <w:numFmt w:val="bullet"/>
+      <w:lvlText w:val=""/>
+      <w:lvlJc w:val="left"/>
+      <w:pPr>
+        <w:ind w:left="1440" w:hanging="360"/>
+      </w:pPr>
+      <w:rPr>
+        <w:rFonts w:ascii="Symbol" w:hAnsi="Symbol" w:hint="default"/>
+      </w:rPr>
+    </w:lvl>
+    <w:lvl w:ilvl="2" w:tplc="04090005" w:tentative="1">
+      <w:start w:val="1"/>
+      <w:numFmt w:val="bullet"/>
+      <w:lvlText w:val=""/>
+      <w:lvlJc w:val="left"/>
+      <w:pPr>
+        <w:ind w:left="2160" w:hanging="360"/>
+      </w:pPr>
+      <w:rPr>
+        <w:rFonts w:ascii="Wingdings" w:hAnsi="Wingdings" w:hint="default"/>
+      </w:rPr>
+    </w:lvl>
+    <w:lvl w:ilvl="3" w:tplc="04090001" w:tentative="1">
+      <w:start w:val="1"/>
+      <w:numFmt w:val="bullet"/>
+      <w:lvlText w:val=""/>
+      <w:lvlJc w:val="left"/>
+      <w:pPr>
+        <w:ind w:left="2880" w:hanging="360"/>
+      </w:pPr>
+      <w:rPr>
+        <w:rFonts w:ascii="Symbol" w:hAnsi="Symbol" w:hint="default"/>
+      </w:rPr>
+    </w:lvl>
+    <w:lvl w:ilvl="4" w:tplc="04090003" w:tentative="1">
+      <w:start w:val="1"/>
+      <w:numFmt w:val="bullet"/>
+      <w:lvlText w:val="o"/>
+      <w:lvlJc w:val="left"/>
+      <w:pPr>
+        <w:ind w:left="3600" w:hanging="360"/>
+      </w:pPr>
+      <w:rPr>
+        <w:rFonts w:ascii="Courier New" w:hAnsi="Courier New" w:cs="Courier New" w:hint="default"/>
+      </w:rPr>
+    </w:lvl>
+    <w:lvl w:ilvl="5" w:tplc="04090005" w:tentative="1">
+      <w:start w:val="1"/>
+      <w:numFmt w:val="bullet"/>
+      <w:lvlText w:val=""/>
+      <w:lvlJc w:val="left"/>
+      <w:pPr>
+        <w:ind w:left="4320" w:hanging="360"/>
+      </w:pPr>
+      <w:rPr>
+        <w:rFonts w:ascii="Wingdings" w:hAnsi="Wingdings" w:hint="default"/>
+      </w:rPr>
+    </w:lvl>
+    <w:lvl w:ilvl="6" w:tplc="04090001" w:tentative="1">
+      <w:start w:val="1"/>
+      <w:numFmt w:val="bullet"/>
+      <w:lvlText w:val=""/>
+      <w:lvlJc w:val="left"/>
+      <w:pPr>
+        <w:ind w:left="5040" w:hanging="360"/>
+      </w:pPr>
+      <w:rPr>
+        <w:rFonts w:ascii="Symbol" w:hAnsi="Symbol" w:hint="default"/>
+      </w:rPr>
+    </w:lvl>
+    <w:lvl w:ilvl="7" w:tplc="04090003" w:tentative="1">
+      <w:start w:val="1"/>
+      <w:numFmt w:val="bullet"/>
+      <w:lvlText w:val="o"/>
+      <w:lvlJc w:val="left"/>
+      <w:pPr>
+        <w:ind w:left="5760" w:hanging="360"/>
+      </w:pPr>
+      <w:rPr>
+        <w:rFonts w:ascii="Courier New" w:hAnsi="Courier New" w:cs="Courier New" w:hint="default"/>
+      </w:rPr>
+    </w:lvl>
+    <w:lvl w:ilvl="8" w:tplc="04090005" w:tentative="1">
+      <w:start w:val="1"/>
+      <w:numFmt w:val="bullet"/>
+      <w:lvlText w:val=""/>
+      <w:lvlJc w:val="left"/>
+      <w:pPr>
+        <w:ind w:left="6480" w:hanging="360"/>
+      </w:pPr>
+      <w:rPr>
+        <w:rFonts w:ascii="Wingdings" w:hAnsi="Wingdings" w:hint="default"/>
+      </w:rPr>
     </w:lvl>
   </w:abstractNum>
   <w:num w:numId="1">
     <w:abstractNumId w:val="1"/>
   </w:num>
   <w:num w:numId="2">
-    <w:abstractNumId w:val="6"/>
+    <w:abstractNumId w:val="12"/>
   </w:num>
   <w:num w:numId="3">
     <w:abstractNumId w:val="0"/>
   </w:num>
   <w:num w:numId="4">
+    <w:abstractNumId w:val="16"/>
+  </w:num>
+  <w:num w:numId="5">
+    <w:abstractNumId w:val="11"/>
+  </w:num>
+  <w:num w:numId="6">
+    <w:abstractNumId w:val="18"/>
+  </w:num>
+  <w:num w:numId="7">
+    <w:abstractNumId w:val="10"/>
+  </w:num>
+  <w:num w:numId="8">
     <w:abstractNumId w:val="9"/>
   </w:num>
-  <w:num w:numId="5">
+  <w:num w:numId="9">
+    <w:abstractNumId w:val="4"/>
+  </w:num>
+  <w:num w:numId="10">
+    <w:abstractNumId w:val="13"/>
+  </w:num>
+  <w:num w:numId="11">
+    <w:abstractNumId w:val="15"/>
+  </w:num>
+  <w:num w:numId="12">
+    <w:abstractNumId w:val="3"/>
+  </w:num>
+  <w:num w:numId="13">
+    <w:abstractNumId w:val="17"/>
+  </w:num>
+  <w:num w:numId="14">
+    <w:abstractNumId w:val="2"/>
+  </w:num>
+  <w:num w:numId="15">
+    <w:abstractNumId w:val="19"/>
+  </w:num>
+  <w:num w:numId="16">
+    <w:abstractNumId w:val="7"/>
+  </w:num>
+  <w:num w:numId="17">
+    <w:abstractNumId w:val="6"/>
+  </w:num>
+  <w:num w:numId="18">
     <w:abstractNumId w:val="5"/>
   </w:num>
-  <w:num w:numId="6">
-    <w:abstractNumId w:val="10"/>
+  <w:num w:numId="19">
+    <w:abstractNumId w:val="8"/>
   </w:num>
-  <w:num w:numId="7">
-    <w:abstractNumId w:val="4"/>
-  </w:num>
-  <w:num w:numId="8">
-    <w:abstractNumId w:val="3"/>
-  </w:num>
-  <w:num w:numId="9">
-    <w:abstractNumId w:val="2"/>
-  </w:num>
-  <w:num w:numId="10">
-    <w:abstractNumId w:val="7"/>
-  </w:num>
-  <w:num w:numId="11">
-    <w:abstractNumId w:val="8"/>
+  <w:num w:numId="20">
+    <w:abstractNumId w:val="14"/>
   </w:num>
 </w:numbering>
 </file>
@@ -6862,7 +9551,7 @@
   <w:style w:type="paragraph" w:default="1" w:styleId="Normal">
     <w:name w:val="Normal"/>
     <w:qFormat/>
-    <w:rsid w:val="00145475"/>
+    <w:rsid w:val="009B6DAE"/>
     <w:pPr>
       <w:bidi/>
     </w:pPr>
@@ -7428,6 +10117,50 @@
       <w:color w:val="808080"/>
     </w:rPr>
   </w:style>
+  <w:style w:type="paragraph" w:styleId="Header">
+    <w:name w:val="header"/>
+    <w:basedOn w:val="Normal"/>
+    <w:link w:val="HeaderChar"/>
+    <w:uiPriority w:val="99"/>
+    <w:unhideWhenUsed/>
+    <w:rsid w:val="009B6DAE"/>
+    <w:pPr>
+      <w:tabs>
+        <w:tab w:val="center" w:pos="4153"/>
+        <w:tab w:val="right" w:pos="8306"/>
+      </w:tabs>
+      <w:spacing w:after="0" w:line="240" w:lineRule="auto"/>
+    </w:pPr>
+  </w:style>
+  <w:style w:type="character" w:customStyle="1" w:styleId="HeaderChar">
+    <w:name w:val="Header Char"/>
+    <w:basedOn w:val="DefaultParagraphFont"/>
+    <w:link w:val="Header"/>
+    <w:uiPriority w:val="99"/>
+    <w:rsid w:val="009B6DAE"/>
+  </w:style>
+  <w:style w:type="paragraph" w:styleId="Footer">
+    <w:name w:val="footer"/>
+    <w:basedOn w:val="Normal"/>
+    <w:link w:val="FooterChar"/>
+    <w:uiPriority w:val="99"/>
+    <w:unhideWhenUsed/>
+    <w:rsid w:val="009B6DAE"/>
+    <w:pPr>
+      <w:tabs>
+        <w:tab w:val="center" w:pos="4153"/>
+        <w:tab w:val="right" w:pos="8306"/>
+      </w:tabs>
+      <w:spacing w:after="0" w:line="240" w:lineRule="auto"/>
+    </w:pPr>
+  </w:style>
+  <w:style w:type="character" w:customStyle="1" w:styleId="FooterChar">
+    <w:name w:val="Footer Char"/>
+    <w:basedOn w:val="DefaultParagraphFont"/>
+    <w:link w:val="Footer"/>
+    <w:uiPriority w:val="99"/>
+    <w:rsid w:val="009B6DAE"/>
+  </w:style>
 </w:styles>
 </file>
 
